--- a/projects/smart_fan_51/智能风扇_Proteus仿真接线文档.docx
+++ b/projects/smart_fan_51/智能风扇_Proteus仿真接线文档.docx
@@ -222,7 +222,7 @@
           <w:sz w:val="20"/>
           <w:szCs w:val="20"/>
         </w:rPr>
-        <w:t xml:space="preserve">6. 步进电机接线</w:t>
+        <w:t>6. 直流电机接线（L298 驱动）</w:t>
       </w:r>
     </w:p>
     <w:p>
@@ -333,7 +333,7 @@
           <w:sz w:val="20"/>
           <w:szCs w:val="20"/>
         </w:rPr>
-        <w:t xml:space="preserve">• 5 档风速调节（1 档微风 ~ 5 档强风），基于步进电机转速控制</w:t>
+        <w:t>• 5 档风速调节（1 档微风 ~ 5 档强风），基于直流电机 PWM 调速</w:t>
       </w:r>
     </w:p>
     <w:p>
@@ -762,7 +762,7 @@
                 <w:sz w:val="20"/>
                 <w:szCs w:val="20"/>
               </w:rPr>
-              <w:t xml:space="preserve">MOTOR-STEPPER（4脚型号）</w:t>
+              <w:t xml:space="preserve">L298</w:t>
             </w:r>
           </w:p>
         </w:tc>
@@ -802,7 +802,37 @@
                 <w:sz w:val="20"/>
                 <w:szCs w:val="20"/>
               </w:rPr>
-              <w:t xml:space="preserve">步进电机（28BYJ-48 模型）</w:t>
+              <w:t xml:space="preserve">双 H 桥驱动芯片，驱动直流电机</w:t>
+            </w:r>
+          </w:p>
+        </w:tc>
+      </w:tr>
+      <w:tr>
+        <w:tc>
+          <w:p>
+            <w:r>
+              <w:t>3a</w:t>
+            </w:r>
+          </w:p>
+        </w:tc>
+        <w:tc>
+          <w:p>
+            <w:r>
+              <w:t>MOTOR（直流电机）</w:t>
+            </w:r>
+          </w:p>
+        </w:tc>
+        <w:tc>
+          <w:p>
+            <w:r>
+              <w:t>× 1</w:t>
+            </w:r>
+          </w:p>
+        </w:tc>
+        <w:tc>
+          <w:p>
+            <w:r>
+              <w:t>普通直流电机，两线制</w:t>
             </w:r>
           </w:p>
         </w:tc>
@@ -2641,27 +2671,27 @@
                 <w:sz w:val="20"/>
                 <w:szCs w:val="20"/>
               </w:rPr>
-              <w:t xml:space="preserve">步进电机 A 相 或 ULN2003 IN1</w:t>
-            </w:r>
-          </w:p>
-        </w:tc>
-        <w:tc>
-          <w:tcPr>
-            <w:vAlign w:val="center"/>
-          </w:tcPr>
-          <w:p>
-            <w:pPr>
-              <w:jc w:val="left"/>
-            </w:pPr>
-            <w:r>
-              <w:rPr>
-                <w:rFonts w:ascii="微软雅黑" w:cs="微软雅黑" w:eastAsia="微软雅黑" w:hAnsi="微软雅黑"/>
-                <w:b w:val="false"/>
-                <w:bCs w:val="false"/>
-                <w:sz w:val="20"/>
-                <w:szCs w:val="20"/>
-              </w:rPr>
-              <w:t xml:space="preserve">电机相位 A</w:t>
+              <w:t xml:space="preserve">L298.IN1</w:t>
+            </w:r>
+          </w:p>
+        </w:tc>
+        <w:tc>
+          <w:tcPr>
+            <w:vAlign w:val="center"/>
+          </w:tcPr>
+          <w:p>
+            <w:pPr>
+              <w:jc w:val="left"/>
+            </w:pPr>
+            <w:r>
+              <w:rPr>
+                <w:rFonts w:ascii="微软雅黑" w:cs="微软雅黑" w:eastAsia="微软雅黑" w:hAnsi="微软雅黑"/>
+                <w:b w:val="false"/>
+                <w:bCs w:val="false"/>
+                <w:sz w:val="20"/>
+                <w:szCs w:val="20"/>
+              </w:rPr>
+              <w:t xml:space="preserve">L298 IN1（电机正转控制）</w:t>
             </w:r>
           </w:p>
         </w:tc>
@@ -2724,27 +2754,27 @@
                 <w:sz w:val="20"/>
                 <w:szCs w:val="20"/>
               </w:rPr>
-              <w:t xml:space="preserve">步进电机 B 相 或 ULN2003 IN2</w:t>
-            </w:r>
-          </w:p>
-        </w:tc>
-        <w:tc>
-          <w:tcPr>
-            <w:vAlign w:val="center"/>
-          </w:tcPr>
-          <w:p>
-            <w:pPr>
-              <w:jc w:val="left"/>
-            </w:pPr>
-            <w:r>
-              <w:rPr>
-                <w:rFonts w:ascii="微软雅黑" w:cs="微软雅黑" w:eastAsia="微软雅黑" w:hAnsi="微软雅黑"/>
-                <w:b w:val="false"/>
-                <w:bCs w:val="false"/>
-                <w:sz w:val="20"/>
-                <w:szCs w:val="20"/>
-              </w:rPr>
-              <w:t xml:space="preserve">电机相位 B</w:t>
+              <w:t xml:space="preserve">L298.IN2</w:t>
+            </w:r>
+          </w:p>
+        </w:tc>
+        <w:tc>
+          <w:tcPr>
+            <w:vAlign w:val="center"/>
+          </w:tcPr>
+          <w:p>
+            <w:pPr>
+              <w:jc w:val="left"/>
+            </w:pPr>
+            <w:r>
+              <w:rPr>
+                <w:rFonts w:ascii="微软雅黑" w:cs="微软雅黑" w:eastAsia="微软雅黑" w:hAnsi="微软雅黑"/>
+                <w:b w:val="false"/>
+                <w:bCs w:val="false"/>
+                <w:sz w:val="20"/>
+                <w:szCs w:val="20"/>
+              </w:rPr>
+              <w:t xml:space="preserve">L298 IN2（电机反转/刹车控制）</w:t>
             </w:r>
           </w:p>
         </w:tc>
@@ -2807,27 +2837,27 @@
                 <w:sz w:val="20"/>
                 <w:szCs w:val="20"/>
               </w:rPr>
-              <w:t xml:space="preserve">步进电机 C 相 或 ULN2003 IN3</w:t>
-            </w:r>
-          </w:p>
-        </w:tc>
-        <w:tc>
-          <w:tcPr>
-            <w:vAlign w:val="center"/>
-          </w:tcPr>
-          <w:p>
-            <w:pPr>
-              <w:jc w:val="left"/>
-            </w:pPr>
-            <w:r>
-              <w:rPr>
-                <w:rFonts w:ascii="微软雅黑" w:cs="微软雅黑" w:eastAsia="微软雅黑" w:hAnsi="微软雅黑"/>
-                <w:b w:val="false"/>
-                <w:bCs w:val="false"/>
-                <w:sz w:val="20"/>
-                <w:szCs w:val="20"/>
-              </w:rPr>
-              <w:t xml:space="preserve">电机相位 C</w:t>
+              <w:t xml:space="preserve">悬空</w:t>
+            </w:r>
+          </w:p>
+        </w:tc>
+        <w:tc>
+          <w:tcPr>
+            <w:vAlign w:val="center"/>
+          </w:tcPr>
+          <w:p>
+            <w:pPr>
+              <w:jc w:val="left"/>
+            </w:pPr>
+            <w:r>
+              <w:rPr>
+                <w:rFonts w:ascii="微软雅黑" w:cs="微软雅黑" w:eastAsia="微软雅黑" w:hAnsi="微软雅黑"/>
+                <w:b w:val="false"/>
+                <w:bCs w:val="false"/>
+                <w:sz w:val="20"/>
+                <w:szCs w:val="20"/>
+              </w:rPr>
+              <w:t xml:space="preserve">（未使用）</w:t>
             </w:r>
           </w:p>
         </w:tc>
@@ -2890,27 +2920,27 @@
                 <w:sz w:val="20"/>
                 <w:szCs w:val="20"/>
               </w:rPr>
-              <w:t xml:space="preserve">步进电机 D 相 或 ULN2003 IN4</w:t>
-            </w:r>
-          </w:p>
-        </w:tc>
-        <w:tc>
-          <w:tcPr>
-            <w:vAlign w:val="center"/>
-          </w:tcPr>
-          <w:p>
-            <w:pPr>
-              <w:jc w:val="left"/>
-            </w:pPr>
-            <w:r>
-              <w:rPr>
-                <w:rFonts w:ascii="微软雅黑" w:cs="微软雅黑" w:eastAsia="微软雅黑" w:hAnsi="微软雅黑"/>
-                <w:b w:val="false"/>
-                <w:bCs w:val="false"/>
-                <w:sz w:val="20"/>
-                <w:szCs w:val="20"/>
-              </w:rPr>
-              <w:t xml:space="preserve">电机相位 D</w:t>
+              <w:t xml:space="preserve">悬空</w:t>
+            </w:r>
+          </w:p>
+        </w:tc>
+        <w:tc>
+          <w:tcPr>
+            <w:vAlign w:val="center"/>
+          </w:tcPr>
+          <w:p>
+            <w:pPr>
+              <w:jc w:val="left"/>
+            </w:pPr>
+            <w:r>
+              <w:rPr>
+                <w:rFonts w:ascii="微软雅黑" w:cs="微软雅黑" w:eastAsia="微软雅黑" w:hAnsi="微软雅黑"/>
+                <w:b w:val="false"/>
+                <w:bCs w:val="false"/>
+                <w:sz w:val="20"/>
+                <w:szCs w:val="20"/>
+              </w:rPr>
+              <w:t xml:space="preserve">（未使用）</w:t>
             </w:r>
           </w:p>
         </w:tc>
@@ -2973,6 +3003,421 @@
                 <w:sz w:val="20"/>
                 <w:szCs w:val="20"/>
               </w:rPr>
+              <w:t xml:space="preserve">KEY4 — 10KΩ→VCC, 按键→GND</w:t>
+            </w:r>
+          </w:p>
+        </w:tc>
+        <w:tc>
+          <w:tcPr>
+            <w:vAlign w:val="center"/>
+          </w:tcPr>
+          <w:p>
+            <w:pPr>
+              <w:jc w:val="left"/>
+            </w:pPr>
+            <w:r>
+              <w:rPr>
+                <w:rFonts w:ascii="微软雅黑" w:cs="微软雅黑" w:eastAsia="微软雅黑" w:hAnsi="微软雅黑"/>
+                <w:b w:val="false"/>
+                <w:bCs w:val="false"/>
+                <w:sz w:val="20"/>
+                <w:szCs w:val="20"/>
+              </w:rPr>
+              <w:t xml:space="preserve">短按=换模式 / 长按=定时</w:t>
+            </w:r>
+          </w:p>
+        </w:tc>
+      </w:tr>
+      <w:tr>
+        <w:tc>
+          <w:tcPr>
+            <w:shd w:fill="D9E2F3" w:val="clear"/>
+            <w:vAlign w:val="center"/>
+          </w:tcPr>
+          <w:p>
+            <w:pPr>
+              <w:jc w:val="left"/>
+            </w:pPr>
+            <w:r>
+              <w:rPr>
+                <w:rFonts w:ascii="微软雅黑" w:cs="微软雅黑" w:eastAsia="微软雅黑" w:hAnsi="微软雅黑"/>
+                <w:b/>
+                <w:bCs/>
+                <w:sz w:val="20"/>
+                <w:szCs w:val="20"/>
+              </w:rPr>
+              <w:t xml:space="preserve">6</w:t>
+            </w:r>
+          </w:p>
+        </w:tc>
+        <w:tc>
+          <w:tcPr>
+            <w:vAlign w:val="center"/>
+          </w:tcPr>
+          <w:p>
+            <w:pPr>
+              <w:jc w:val="left"/>
+            </w:pPr>
+            <w:r>
+              <w:rPr>
+                <w:rFonts w:ascii="微软雅黑" w:cs="微软雅黑" w:eastAsia="微软雅黑" w:hAnsi="微软雅黑"/>
+                <w:b w:val="false"/>
+                <w:bCs w:val="false"/>
+                <w:sz w:val="20"/>
+                <w:szCs w:val="20"/>
+              </w:rPr>
+              <w:t xml:space="preserve">P1.5</w:t>
+            </w:r>
+          </w:p>
+        </w:tc>
+        <w:tc>
+          <w:tcPr>
+            <w:vAlign w:val="center"/>
+          </w:tcPr>
+          <w:p>
+            <w:pPr>
+              <w:jc w:val="left"/>
+            </w:pPr>
+            <w:r>
+              <w:rPr>
+                <w:rFonts w:ascii="微软雅黑" w:cs="微软雅黑" w:eastAsia="微软雅黑" w:hAnsi="微软雅黑"/>
+                <w:b w:val="false"/>
+                <w:bCs w:val="false"/>
+                <w:sz w:val="20"/>
+                <w:szCs w:val="20"/>
+              </w:rPr>
+              <w:t xml:space="preserve">KEY3 — 10KΩ→VCC, 按键→GND</w:t>
+            </w:r>
+          </w:p>
+        </w:tc>
+        <w:tc>
+          <w:tcPr>
+            <w:vAlign w:val="center"/>
+          </w:tcPr>
+          <w:p>
+            <w:pPr>
+              <w:jc w:val="left"/>
+            </w:pPr>
+            <w:r>
+              <w:rPr>
+                <w:rFonts w:ascii="微软雅黑" w:cs="微软雅黑" w:eastAsia="微软雅黑" w:hAnsi="微软雅黑"/>
+                <w:b w:val="false"/>
+                <w:bCs w:val="false"/>
+                <w:sz w:val="20"/>
+                <w:szCs w:val="20"/>
+              </w:rPr>
+              <w:t xml:space="preserve">风速 -1</w:t>
+            </w:r>
+          </w:p>
+        </w:tc>
+      </w:tr>
+      <w:tr>
+        <w:tc>
+          <w:tcPr>
+            <w:shd w:fill="D9E2F3" w:val="clear"/>
+            <w:vAlign w:val="center"/>
+          </w:tcPr>
+          <w:p>
+            <w:pPr>
+              <w:jc w:val="left"/>
+            </w:pPr>
+            <w:r>
+              <w:rPr>
+                <w:rFonts w:ascii="微软雅黑" w:cs="微软雅黑" w:eastAsia="微软雅黑" w:hAnsi="微软雅黑"/>
+                <w:b/>
+                <w:bCs/>
+                <w:sz w:val="20"/>
+                <w:szCs w:val="20"/>
+              </w:rPr>
+              <w:t xml:space="preserve">7</w:t>
+            </w:r>
+          </w:p>
+        </w:tc>
+        <w:tc>
+          <w:tcPr>
+            <w:vAlign w:val="center"/>
+          </w:tcPr>
+          <w:p>
+            <w:pPr>
+              <w:jc w:val="left"/>
+            </w:pPr>
+            <w:r>
+              <w:rPr>
+                <w:rFonts w:ascii="微软雅黑" w:cs="微软雅黑" w:eastAsia="微软雅黑" w:hAnsi="微软雅黑"/>
+                <w:b w:val="false"/>
+                <w:bCs w:val="false"/>
+                <w:sz w:val="20"/>
+                <w:szCs w:val="20"/>
+              </w:rPr>
+              <w:t xml:space="preserve">P1.6</w:t>
+            </w:r>
+          </w:p>
+        </w:tc>
+        <w:tc>
+          <w:tcPr>
+            <w:vAlign w:val="center"/>
+          </w:tcPr>
+          <w:p>
+            <w:pPr>
+              <w:jc w:val="left"/>
+            </w:pPr>
+            <w:r>
+              <w:rPr>
+                <w:rFonts w:ascii="微软雅黑" w:cs="微软雅黑" w:eastAsia="微软雅黑" w:hAnsi="微软雅黑"/>
+                <w:b w:val="false"/>
+                <w:bCs w:val="false"/>
+                <w:sz w:val="20"/>
+                <w:szCs w:val="20"/>
+              </w:rPr>
+              <w:t xml:space="preserve">KEY2 — 10KΩ→VCC, 按键→GND</w:t>
+            </w:r>
+          </w:p>
+        </w:tc>
+        <w:tc>
+          <w:tcPr>
+            <w:vAlign w:val="center"/>
+          </w:tcPr>
+          <w:p>
+            <w:pPr>
+              <w:jc w:val="left"/>
+            </w:pPr>
+            <w:r>
+              <w:rPr>
+                <w:rFonts w:ascii="微软雅黑" w:cs="微软雅黑" w:eastAsia="微软雅黑" w:hAnsi="微软雅黑"/>
+                <w:b w:val="false"/>
+                <w:bCs w:val="false"/>
+                <w:sz w:val="20"/>
+                <w:szCs w:val="20"/>
+              </w:rPr>
+              <w:t xml:space="preserve">风速 +1</w:t>
+            </w:r>
+          </w:p>
+        </w:tc>
+      </w:tr>
+      <w:tr>
+        <w:tc>
+          <w:tcPr>
+            <w:shd w:fill="D9E2F3" w:val="clear"/>
+            <w:vAlign w:val="center"/>
+          </w:tcPr>
+          <w:p>
+            <w:pPr>
+              <w:jc w:val="left"/>
+            </w:pPr>
+            <w:r>
+              <w:rPr>
+                <w:rFonts w:ascii="微软雅黑" w:cs="微软雅黑" w:eastAsia="微软雅黑" w:hAnsi="微软雅黑"/>
+                <w:b/>
+                <w:bCs/>
+                <w:sz w:val="20"/>
+                <w:szCs w:val="20"/>
+              </w:rPr>
+              <w:t xml:space="preserve">8</w:t>
+            </w:r>
+          </w:p>
+        </w:tc>
+        <w:tc>
+          <w:tcPr>
+            <w:vAlign w:val="center"/>
+          </w:tcPr>
+          <w:p>
+            <w:pPr>
+              <w:jc w:val="left"/>
+            </w:pPr>
+            <w:r>
+              <w:rPr>
+                <w:rFonts w:ascii="微软雅黑" w:cs="微软雅黑" w:eastAsia="微软雅黑" w:hAnsi="微软雅黑"/>
+                <w:b w:val="false"/>
+                <w:bCs w:val="false"/>
+                <w:sz w:val="20"/>
+                <w:szCs w:val="20"/>
+              </w:rPr>
+              <w:t xml:space="preserve">P1.7</w:t>
+            </w:r>
+          </w:p>
+        </w:tc>
+        <w:tc>
+          <w:tcPr>
+            <w:vAlign w:val="center"/>
+          </w:tcPr>
+          <w:p>
+            <w:pPr>
+              <w:jc w:val="left"/>
+            </w:pPr>
+            <w:r>
+              <w:rPr>
+                <w:rFonts w:ascii="微软雅黑" w:cs="微软雅黑" w:eastAsia="微软雅黑" w:hAnsi="微软雅黑"/>
+                <w:b w:val="false"/>
+                <w:bCs w:val="false"/>
+                <w:sz w:val="20"/>
+                <w:szCs w:val="20"/>
+              </w:rPr>
+              <w:t xml:space="preserve">KEY1 — 10KΩ→VCC, 按键→GND</w:t>
+            </w:r>
+          </w:p>
+        </w:tc>
+        <w:tc>
+          <w:tcPr>
+            <w:vAlign w:val="center"/>
+          </w:tcPr>
+          <w:p>
+            <w:pPr>
+              <w:jc w:val="left"/>
+            </w:pPr>
+            <w:r>
+              <w:rPr>
+                <w:rFonts w:ascii="微软雅黑" w:cs="微软雅黑" w:eastAsia="微软雅黑" w:hAnsi="微软雅黑"/>
+                <w:b w:val="false"/>
+                <w:bCs w:val="false"/>
+                <w:sz w:val="20"/>
+                <w:szCs w:val="20"/>
+              </w:rPr>
+              <w:t xml:space="preserve">启动 / 停止</w:t>
+            </w:r>
+          </w:p>
+        </w:tc>
+      </w:tr>
+      <w:tr>
+        <w:tc>
+          <w:tcPr>
+            <w:shd w:fill="D9E2F3" w:val="clear"/>
+            <w:vAlign w:val="center"/>
+          </w:tcPr>
+          <w:p>
+            <w:pPr>
+              <w:jc w:val="left"/>
+            </w:pPr>
+            <w:r>
+              <w:rPr>
+                <w:rFonts w:ascii="微软雅黑" w:cs="微软雅黑" w:eastAsia="微软雅黑" w:hAnsi="微软雅黑"/>
+                <w:b/>
+                <w:bCs/>
+                <w:sz w:val="20"/>
+                <w:szCs w:val="20"/>
+              </w:rPr>
+              <w:t xml:space="preserve">9</w:t>
+            </w:r>
+          </w:p>
+        </w:tc>
+        <w:tc>
+          <w:tcPr>
+            <w:vAlign w:val="center"/>
+          </w:tcPr>
+          <w:p>
+            <w:pPr>
+              <w:jc w:val="left"/>
+            </w:pPr>
+            <w:r>
+              <w:rPr>
+                <w:rFonts w:ascii="微软雅黑" w:cs="微软雅黑" w:eastAsia="微软雅黑" w:hAnsi="微软雅黑"/>
+                <w:b w:val="false"/>
+                <w:bCs w:val="false"/>
+                <w:sz w:val="20"/>
+                <w:szCs w:val="20"/>
+              </w:rPr>
+              <w:t xml:space="preserve">RST</w:t>
+            </w:r>
+          </w:p>
+        </w:tc>
+        <w:tc>
+          <w:tcPr>
+            <w:vAlign w:val="center"/>
+          </w:tcPr>
+          <w:p>
+            <w:pPr>
+              <w:jc w:val="left"/>
+            </w:pPr>
+            <w:r>
+              <w:rPr>
+                <w:rFonts w:ascii="微软雅黑" w:cs="微软雅黑" w:eastAsia="微软雅黑" w:hAnsi="微软雅黑"/>
+                <w:b w:val="false"/>
+                <w:bCs w:val="false"/>
+                <w:sz w:val="20"/>
+                <w:szCs w:val="20"/>
+              </w:rPr>
+              <w:t xml:space="preserve">10KΩ→GND + 10μF→VCC</w:t>
+            </w:r>
+          </w:p>
+        </w:tc>
+        <w:tc>
+          <w:tcPr>
+            <w:vAlign w:val="center"/>
+          </w:tcPr>
+          <w:p>
+            <w:pPr>
+              <w:jc w:val="left"/>
+            </w:pPr>
+            <w:r>
+              <w:rPr>
+                <w:rFonts w:ascii="微软雅黑" w:cs="微软雅黑" w:eastAsia="微软雅黑" w:hAnsi="微软雅黑"/>
+                <w:b w:val="false"/>
+                <w:bCs w:val="false"/>
+                <w:sz w:val="20"/>
+                <w:szCs w:val="20"/>
+              </w:rPr>
+              <w:t xml:space="preserve">复位</w:t>
+            </w:r>
+          </w:p>
+        </w:tc>
+      </w:tr>
+      <w:tr>
+        <w:tc>
+          <w:tcPr>
+            <w:shd w:fill="D9E2F3" w:val="clear"/>
+            <w:vAlign w:val="center"/>
+          </w:tcPr>
+          <w:p>
+            <w:pPr>
+              <w:jc w:val="left"/>
+            </w:pPr>
+            <w:r>
+              <w:rPr>
+                <w:rFonts w:ascii="微软雅黑" w:cs="微软雅黑" w:eastAsia="微软雅黑" w:hAnsi="微软雅黑"/>
+                <w:b/>
+                <w:bCs/>
+                <w:sz w:val="20"/>
+                <w:szCs w:val="20"/>
+              </w:rPr>
+              <w:t xml:space="preserve">10</w:t>
+            </w:r>
+          </w:p>
+        </w:tc>
+        <w:tc>
+          <w:tcPr>
+            <w:vAlign w:val="center"/>
+          </w:tcPr>
+          <w:p>
+            <w:pPr>
+              <w:jc w:val="left"/>
+            </w:pPr>
+            <w:r>
+              <w:rPr>
+                <w:rFonts w:ascii="微软雅黑" w:cs="微软雅黑" w:eastAsia="微软雅黑" w:hAnsi="微软雅黑"/>
+                <w:b w:val="false"/>
+                <w:bCs w:val="false"/>
+                <w:sz w:val="20"/>
+                <w:szCs w:val="20"/>
+              </w:rPr>
+              <w:t xml:space="preserve">P3.0 (RXD)</w:t>
+            </w:r>
+          </w:p>
+        </w:tc>
+        <w:tc>
+          <w:tcPr>
+            <w:vAlign w:val="center"/>
+          </w:tcPr>
+          <w:p>
+            <w:pPr>
+              <w:jc w:val="left"/>
+            </w:pPr>
+            <w:r>
+              <w:rPr>
+                <w:rFonts w:ascii="微软雅黑" w:cs="微软雅黑" w:eastAsia="微软雅黑" w:hAnsi="微软雅黑"/>
+                <w:b w:val="false"/>
+                <w:bCs w:val="false"/>
+                <w:sz w:val="20"/>
+                <w:szCs w:val="20"/>
+              </w:rPr>
               <w:t xml:space="preserve">不接（悬空）</w:t>
             </w:r>
           </w:p>
@@ -2993,50 +3438,50 @@
                 <w:sz w:val="20"/>
                 <w:szCs w:val="20"/>
               </w:rPr>
-              <w:t xml:space="preserve"/>
-            </w:r>
-          </w:p>
-        </w:tc>
-      </w:tr>
-      <w:tr>
-        <w:tc>
-          <w:tcPr>
-            <w:shd w:fill="D9E2F3" w:val="clear"/>
-            <w:vAlign w:val="center"/>
-          </w:tcPr>
-          <w:p>
-            <w:pPr>
-              <w:jc w:val="left"/>
-            </w:pPr>
-            <w:r>
-              <w:rPr>
-                <w:rFonts w:ascii="微软雅黑" w:cs="微软雅黑" w:eastAsia="微软雅黑" w:hAnsi="微软雅黑"/>
-                <w:b/>
-                <w:bCs/>
-                <w:sz w:val="20"/>
-                <w:szCs w:val="20"/>
-              </w:rPr>
-              <w:t xml:space="preserve">6</w:t>
-            </w:r>
-          </w:p>
-        </w:tc>
-        <w:tc>
-          <w:tcPr>
-            <w:vAlign w:val="center"/>
-          </w:tcPr>
-          <w:p>
-            <w:pPr>
-              <w:jc w:val="left"/>
-            </w:pPr>
-            <w:r>
-              <w:rPr>
-                <w:rFonts w:ascii="微软雅黑" w:cs="微软雅黑" w:eastAsia="微软雅黑" w:hAnsi="微软雅黑"/>
-                <w:b w:val="false"/>
-                <w:bCs w:val="false"/>
-                <w:sz w:val="20"/>
-                <w:szCs w:val="20"/>
-              </w:rPr>
-              <w:t xml:space="preserve">P1.5</w:t>
+              <w:t xml:space="preserve">（P3口未使用）</w:t>
+            </w:r>
+          </w:p>
+        </w:tc>
+      </w:tr>
+      <w:tr>
+        <w:tc>
+          <w:tcPr>
+            <w:shd w:fill="D9E2F3" w:val="clear"/>
+            <w:vAlign w:val="center"/>
+          </w:tcPr>
+          <w:p>
+            <w:pPr>
+              <w:jc w:val="left"/>
+            </w:pPr>
+            <w:r>
+              <w:rPr>
+                <w:rFonts w:ascii="微软雅黑" w:cs="微软雅黑" w:eastAsia="微软雅黑" w:hAnsi="微软雅黑"/>
+                <w:b/>
+                <w:bCs/>
+                <w:sz w:val="20"/>
+                <w:szCs w:val="20"/>
+              </w:rPr>
+              <w:t xml:space="preserve">11</w:t>
+            </w:r>
+          </w:p>
+        </w:tc>
+        <w:tc>
+          <w:tcPr>
+            <w:vAlign w:val="center"/>
+          </w:tcPr>
+          <w:p>
+            <w:pPr>
+              <w:jc w:val="left"/>
+            </w:pPr>
+            <w:r>
+              <w:rPr>
+                <w:rFonts w:ascii="微软雅黑" w:cs="微软雅黑" w:eastAsia="微软雅黑" w:hAnsi="微软雅黑"/>
+                <w:b w:val="false"/>
+                <w:bCs w:val="false"/>
+                <w:sz w:val="20"/>
+                <w:szCs w:val="20"/>
+              </w:rPr>
+              <w:t xml:space="preserve">P3.1 (TXD)</w:t>
             </w:r>
           </w:p>
         </w:tc>
@@ -3076,50 +3521,50 @@
                 <w:sz w:val="20"/>
                 <w:szCs w:val="20"/>
               </w:rPr>
-              <w:t xml:space="preserve"/>
-            </w:r>
-          </w:p>
-        </w:tc>
-      </w:tr>
-      <w:tr>
-        <w:tc>
-          <w:tcPr>
-            <w:shd w:fill="D9E2F3" w:val="clear"/>
-            <w:vAlign w:val="center"/>
-          </w:tcPr>
-          <w:p>
-            <w:pPr>
-              <w:jc w:val="left"/>
-            </w:pPr>
-            <w:r>
-              <w:rPr>
-                <w:rFonts w:ascii="微软雅黑" w:cs="微软雅黑" w:eastAsia="微软雅黑" w:hAnsi="微软雅黑"/>
-                <w:b/>
-                <w:bCs/>
-                <w:sz w:val="20"/>
-                <w:szCs w:val="20"/>
-              </w:rPr>
-              <w:t xml:space="preserve">7</w:t>
-            </w:r>
-          </w:p>
-        </w:tc>
-        <w:tc>
-          <w:tcPr>
-            <w:vAlign w:val="center"/>
-          </w:tcPr>
-          <w:p>
-            <w:pPr>
-              <w:jc w:val="left"/>
-            </w:pPr>
-            <w:r>
-              <w:rPr>
-                <w:rFonts w:ascii="微软雅黑" w:cs="微软雅黑" w:eastAsia="微软雅黑" w:hAnsi="微软雅黑"/>
-                <w:b w:val="false"/>
-                <w:bCs w:val="false"/>
-                <w:sz w:val="20"/>
-                <w:szCs w:val="20"/>
-              </w:rPr>
-              <w:t xml:space="preserve">P1.6</w:t>
+              <w:t xml:space="preserve">（P3口未使用）</w:t>
+            </w:r>
+          </w:p>
+        </w:tc>
+      </w:tr>
+      <w:tr>
+        <w:tc>
+          <w:tcPr>
+            <w:shd w:fill="D9E2F3" w:val="clear"/>
+            <w:vAlign w:val="center"/>
+          </w:tcPr>
+          <w:p>
+            <w:pPr>
+              <w:jc w:val="left"/>
+            </w:pPr>
+            <w:r>
+              <w:rPr>
+                <w:rFonts w:ascii="微软雅黑" w:cs="微软雅黑" w:eastAsia="微软雅黑" w:hAnsi="微软雅黑"/>
+                <w:b/>
+                <w:bCs/>
+                <w:sz w:val="20"/>
+                <w:szCs w:val="20"/>
+              </w:rPr>
+              <w:t xml:space="preserve">12</w:t>
+            </w:r>
+          </w:p>
+        </w:tc>
+        <w:tc>
+          <w:tcPr>
+            <w:vAlign w:val="center"/>
+          </w:tcPr>
+          <w:p>
+            <w:pPr>
+              <w:jc w:val="left"/>
+            </w:pPr>
+            <w:r>
+              <w:rPr>
+                <w:rFonts w:ascii="微软雅黑" w:cs="微软雅黑" w:eastAsia="微软雅黑" w:hAnsi="微软雅黑"/>
+                <w:b w:val="false"/>
+                <w:bCs w:val="false"/>
+                <w:sz w:val="20"/>
+                <w:szCs w:val="20"/>
+              </w:rPr>
+              <w:t xml:space="preserve">P3.2 (INT0)</w:t>
             </w:r>
           </w:p>
         </w:tc>
@@ -3159,50 +3604,50 @@
                 <w:sz w:val="20"/>
                 <w:szCs w:val="20"/>
               </w:rPr>
-              <w:t xml:space="preserve"/>
-            </w:r>
-          </w:p>
-        </w:tc>
-      </w:tr>
-      <w:tr>
-        <w:tc>
-          <w:tcPr>
-            <w:shd w:fill="D9E2F3" w:val="clear"/>
-            <w:vAlign w:val="center"/>
-          </w:tcPr>
-          <w:p>
-            <w:pPr>
-              <w:jc w:val="left"/>
-            </w:pPr>
-            <w:r>
-              <w:rPr>
-                <w:rFonts w:ascii="微软雅黑" w:cs="微软雅黑" w:eastAsia="微软雅黑" w:hAnsi="微软雅黑"/>
-                <w:b/>
-                <w:bCs/>
-                <w:sz w:val="20"/>
-                <w:szCs w:val="20"/>
-              </w:rPr>
-              <w:t xml:space="preserve">8</w:t>
-            </w:r>
-          </w:p>
-        </w:tc>
-        <w:tc>
-          <w:tcPr>
-            <w:vAlign w:val="center"/>
-          </w:tcPr>
-          <w:p>
-            <w:pPr>
-              <w:jc w:val="left"/>
-            </w:pPr>
-            <w:r>
-              <w:rPr>
-                <w:rFonts w:ascii="微软雅黑" w:cs="微软雅黑" w:eastAsia="微软雅黑" w:hAnsi="微软雅黑"/>
-                <w:b w:val="false"/>
-                <w:bCs w:val="false"/>
-                <w:sz w:val="20"/>
-                <w:szCs w:val="20"/>
-              </w:rPr>
-              <w:t xml:space="preserve">P1.7</w:t>
+              <w:t xml:space="preserve">（P3口未使用）</w:t>
+            </w:r>
+          </w:p>
+        </w:tc>
+      </w:tr>
+      <w:tr>
+        <w:tc>
+          <w:tcPr>
+            <w:shd w:fill="D9E2F3" w:val="clear"/>
+            <w:vAlign w:val="center"/>
+          </w:tcPr>
+          <w:p>
+            <w:pPr>
+              <w:jc w:val="left"/>
+            </w:pPr>
+            <w:r>
+              <w:rPr>
+                <w:rFonts w:ascii="微软雅黑" w:cs="微软雅黑" w:eastAsia="微软雅黑" w:hAnsi="微软雅黑"/>
+                <w:b/>
+                <w:bCs/>
+                <w:sz w:val="20"/>
+                <w:szCs w:val="20"/>
+              </w:rPr>
+              <w:t xml:space="preserve">13</w:t>
+            </w:r>
+          </w:p>
+        </w:tc>
+        <w:tc>
+          <w:tcPr>
+            <w:vAlign w:val="center"/>
+          </w:tcPr>
+          <w:p>
+            <w:pPr>
+              <w:jc w:val="left"/>
+            </w:pPr>
+            <w:r>
+              <w:rPr>
+                <w:rFonts w:ascii="微软雅黑" w:cs="微软雅黑" w:eastAsia="微软雅黑" w:hAnsi="微软雅黑"/>
+                <w:b w:val="false"/>
+                <w:bCs w:val="false"/>
+                <w:sz w:val="20"/>
+                <w:szCs w:val="20"/>
+              </w:rPr>
+              <w:t xml:space="preserve">P3.3 (INT1)</w:t>
             </w:r>
           </w:p>
         </w:tc>
@@ -3242,422 +3687,7 @@
                 <w:sz w:val="20"/>
                 <w:szCs w:val="20"/>
               </w:rPr>
-              <w:t xml:space="preserve"/>
-            </w:r>
-          </w:p>
-        </w:tc>
-      </w:tr>
-      <w:tr>
-        <w:tc>
-          <w:tcPr>
-            <w:shd w:fill="D9E2F3" w:val="clear"/>
-            <w:vAlign w:val="center"/>
-          </w:tcPr>
-          <w:p>
-            <w:pPr>
-              <w:jc w:val="left"/>
-            </w:pPr>
-            <w:r>
-              <w:rPr>
-                <w:rFonts w:ascii="微软雅黑" w:cs="微软雅黑" w:eastAsia="微软雅黑" w:hAnsi="微软雅黑"/>
-                <w:b/>
-                <w:bCs/>
-                <w:sz w:val="20"/>
-                <w:szCs w:val="20"/>
-              </w:rPr>
-              <w:t xml:space="preserve">9</w:t>
-            </w:r>
-          </w:p>
-        </w:tc>
-        <w:tc>
-          <w:tcPr>
-            <w:vAlign w:val="center"/>
-          </w:tcPr>
-          <w:p>
-            <w:pPr>
-              <w:jc w:val="left"/>
-            </w:pPr>
-            <w:r>
-              <w:rPr>
-                <w:rFonts w:ascii="微软雅黑" w:cs="微软雅黑" w:eastAsia="微软雅黑" w:hAnsi="微软雅黑"/>
-                <w:b w:val="false"/>
-                <w:bCs w:val="false"/>
-                <w:sz w:val="20"/>
-                <w:szCs w:val="20"/>
-              </w:rPr>
-              <w:t xml:space="preserve">RST</w:t>
-            </w:r>
-          </w:p>
-        </w:tc>
-        <w:tc>
-          <w:tcPr>
-            <w:vAlign w:val="center"/>
-          </w:tcPr>
-          <w:p>
-            <w:pPr>
-              <w:jc w:val="left"/>
-            </w:pPr>
-            <w:r>
-              <w:rPr>
-                <w:rFonts w:ascii="微软雅黑" w:cs="微软雅黑" w:eastAsia="微软雅黑" w:hAnsi="微软雅黑"/>
-                <w:b w:val="false"/>
-                <w:bCs w:val="false"/>
-                <w:sz w:val="20"/>
-                <w:szCs w:val="20"/>
-              </w:rPr>
-              <w:t xml:space="preserve">10KΩ→GND + 10μF→VCC</w:t>
-            </w:r>
-          </w:p>
-        </w:tc>
-        <w:tc>
-          <w:tcPr>
-            <w:vAlign w:val="center"/>
-          </w:tcPr>
-          <w:p>
-            <w:pPr>
-              <w:jc w:val="left"/>
-            </w:pPr>
-            <w:r>
-              <w:rPr>
-                <w:rFonts w:ascii="微软雅黑" w:cs="微软雅黑" w:eastAsia="微软雅黑" w:hAnsi="微软雅黑"/>
-                <w:b w:val="false"/>
-                <w:bCs w:val="false"/>
-                <w:sz w:val="20"/>
-                <w:szCs w:val="20"/>
-              </w:rPr>
-              <w:t xml:space="preserve">复位</w:t>
-            </w:r>
-          </w:p>
-        </w:tc>
-      </w:tr>
-      <w:tr>
-        <w:tc>
-          <w:tcPr>
-            <w:shd w:fill="D9E2F3" w:val="clear"/>
-            <w:vAlign w:val="center"/>
-          </w:tcPr>
-          <w:p>
-            <w:pPr>
-              <w:jc w:val="left"/>
-            </w:pPr>
-            <w:r>
-              <w:rPr>
-                <w:rFonts w:ascii="微软雅黑" w:cs="微软雅黑" w:eastAsia="微软雅黑" w:hAnsi="微软雅黑"/>
-                <w:b/>
-                <w:bCs/>
-                <w:sz w:val="20"/>
-                <w:szCs w:val="20"/>
-              </w:rPr>
-              <w:t xml:space="preserve">10</w:t>
-            </w:r>
-          </w:p>
-        </w:tc>
-        <w:tc>
-          <w:tcPr>
-            <w:vAlign w:val="center"/>
-          </w:tcPr>
-          <w:p>
-            <w:pPr>
-              <w:jc w:val="left"/>
-            </w:pPr>
-            <w:r>
-              <w:rPr>
-                <w:rFonts w:ascii="微软雅黑" w:cs="微软雅黑" w:eastAsia="微软雅黑" w:hAnsi="微软雅黑"/>
-                <w:b w:val="false"/>
-                <w:bCs w:val="false"/>
-                <w:sz w:val="20"/>
-                <w:szCs w:val="20"/>
-              </w:rPr>
-              <w:t xml:space="preserve">P3.0 (RXD)</w:t>
-            </w:r>
-          </w:p>
-        </w:tc>
-        <w:tc>
-          <w:tcPr>
-            <w:vAlign w:val="center"/>
-          </w:tcPr>
-          <w:p>
-            <w:pPr>
-              <w:jc w:val="left"/>
-            </w:pPr>
-            <w:r>
-              <w:rPr>
-                <w:rFonts w:ascii="微软雅黑" w:cs="微软雅黑" w:eastAsia="微软雅黑" w:hAnsi="微软雅黑"/>
-                <w:b w:val="false"/>
-                <w:bCs w:val="false"/>
-                <w:sz w:val="20"/>
-                <w:szCs w:val="20"/>
-              </w:rPr>
-              <w:t xml:space="preserve">KEY2 — 10KΩ→VCC, 按键→GND</w:t>
-            </w:r>
-          </w:p>
-        </w:tc>
-        <w:tc>
-          <w:tcPr>
-            <w:vAlign w:val="center"/>
-          </w:tcPr>
-          <w:p>
-            <w:pPr>
-              <w:jc w:val="left"/>
-            </w:pPr>
-            <w:r>
-              <w:rPr>
-                <w:rFonts w:ascii="微软雅黑" w:cs="微软雅黑" w:eastAsia="微软雅黑" w:hAnsi="微软雅黑"/>
-                <w:b w:val="false"/>
-                <w:bCs w:val="false"/>
-                <w:sz w:val="20"/>
-                <w:szCs w:val="20"/>
-              </w:rPr>
-              <w:t xml:space="preserve">风速 +1</w:t>
-            </w:r>
-          </w:p>
-        </w:tc>
-      </w:tr>
-      <w:tr>
-        <w:tc>
-          <w:tcPr>
-            <w:shd w:fill="D9E2F3" w:val="clear"/>
-            <w:vAlign w:val="center"/>
-          </w:tcPr>
-          <w:p>
-            <w:pPr>
-              <w:jc w:val="left"/>
-            </w:pPr>
-            <w:r>
-              <w:rPr>
-                <w:rFonts w:ascii="微软雅黑" w:cs="微软雅黑" w:eastAsia="微软雅黑" w:hAnsi="微软雅黑"/>
-                <w:b/>
-                <w:bCs/>
-                <w:sz w:val="20"/>
-                <w:szCs w:val="20"/>
-              </w:rPr>
-              <w:t xml:space="preserve">11</w:t>
-            </w:r>
-          </w:p>
-        </w:tc>
-        <w:tc>
-          <w:tcPr>
-            <w:vAlign w:val="center"/>
-          </w:tcPr>
-          <w:p>
-            <w:pPr>
-              <w:jc w:val="left"/>
-            </w:pPr>
-            <w:r>
-              <w:rPr>
-                <w:rFonts w:ascii="微软雅黑" w:cs="微软雅黑" w:eastAsia="微软雅黑" w:hAnsi="微软雅黑"/>
-                <w:b w:val="false"/>
-                <w:bCs w:val="false"/>
-                <w:sz w:val="20"/>
-                <w:szCs w:val="20"/>
-              </w:rPr>
-              <w:t xml:space="preserve">P3.1 (TXD)</w:t>
-            </w:r>
-          </w:p>
-        </w:tc>
-        <w:tc>
-          <w:tcPr>
-            <w:vAlign w:val="center"/>
-          </w:tcPr>
-          <w:p>
-            <w:pPr>
-              <w:jc w:val="left"/>
-            </w:pPr>
-            <w:r>
-              <w:rPr>
-                <w:rFonts w:ascii="微软雅黑" w:cs="微软雅黑" w:eastAsia="微软雅黑" w:hAnsi="微软雅黑"/>
-                <w:b w:val="false"/>
-                <w:bCs w:val="false"/>
-                <w:sz w:val="20"/>
-                <w:szCs w:val="20"/>
-              </w:rPr>
-              <w:t xml:space="preserve">KEY1 — 10KΩ→VCC, 按键→GND</w:t>
-            </w:r>
-          </w:p>
-        </w:tc>
-        <w:tc>
-          <w:tcPr>
-            <w:vAlign w:val="center"/>
-          </w:tcPr>
-          <w:p>
-            <w:pPr>
-              <w:jc w:val="left"/>
-            </w:pPr>
-            <w:r>
-              <w:rPr>
-                <w:rFonts w:ascii="微软雅黑" w:cs="微软雅黑" w:eastAsia="微软雅黑" w:hAnsi="微软雅黑"/>
-                <w:b w:val="false"/>
-                <w:bCs w:val="false"/>
-                <w:sz w:val="20"/>
-                <w:szCs w:val="20"/>
-              </w:rPr>
-              <w:t xml:space="preserve">启动/停止</w:t>
-            </w:r>
-          </w:p>
-        </w:tc>
-      </w:tr>
-      <w:tr>
-        <w:tc>
-          <w:tcPr>
-            <w:shd w:fill="D9E2F3" w:val="clear"/>
-            <w:vAlign w:val="center"/>
-          </w:tcPr>
-          <w:p>
-            <w:pPr>
-              <w:jc w:val="left"/>
-            </w:pPr>
-            <w:r>
-              <w:rPr>
-                <w:rFonts w:ascii="微软雅黑" w:cs="微软雅黑" w:eastAsia="微软雅黑" w:hAnsi="微软雅黑"/>
-                <w:b/>
-                <w:bCs/>
-                <w:sz w:val="20"/>
-                <w:szCs w:val="20"/>
-              </w:rPr>
-              <w:t xml:space="preserve">12</w:t>
-            </w:r>
-          </w:p>
-        </w:tc>
-        <w:tc>
-          <w:tcPr>
-            <w:vAlign w:val="center"/>
-          </w:tcPr>
-          <w:p>
-            <w:pPr>
-              <w:jc w:val="left"/>
-            </w:pPr>
-            <w:r>
-              <w:rPr>
-                <w:rFonts w:ascii="微软雅黑" w:cs="微软雅黑" w:eastAsia="微软雅黑" w:hAnsi="微软雅黑"/>
-                <w:b w:val="false"/>
-                <w:bCs w:val="false"/>
-                <w:sz w:val="20"/>
-                <w:szCs w:val="20"/>
-              </w:rPr>
-              <w:t xml:space="preserve">P3.2 (INT0)</w:t>
-            </w:r>
-          </w:p>
-        </w:tc>
-        <w:tc>
-          <w:tcPr>
-            <w:vAlign w:val="center"/>
-          </w:tcPr>
-          <w:p>
-            <w:pPr>
-              <w:jc w:val="left"/>
-            </w:pPr>
-            <w:r>
-              <w:rPr>
-                <w:rFonts w:ascii="微软雅黑" w:cs="微软雅黑" w:eastAsia="微软雅黑" w:hAnsi="微软雅黑"/>
-                <w:b w:val="false"/>
-                <w:bCs w:val="false"/>
-                <w:sz w:val="20"/>
-                <w:szCs w:val="20"/>
-              </w:rPr>
-              <w:t xml:space="preserve">KEY3 — 10KΩ→VCC, 按键→GND</w:t>
-            </w:r>
-          </w:p>
-        </w:tc>
-        <w:tc>
-          <w:tcPr>
-            <w:vAlign w:val="center"/>
-          </w:tcPr>
-          <w:p>
-            <w:pPr>
-              <w:jc w:val="left"/>
-            </w:pPr>
-            <w:r>
-              <w:rPr>
-                <w:rFonts w:ascii="微软雅黑" w:cs="微软雅黑" w:eastAsia="微软雅黑" w:hAnsi="微软雅黑"/>
-                <w:b w:val="false"/>
-                <w:bCs w:val="false"/>
-                <w:sz w:val="20"/>
-                <w:szCs w:val="20"/>
-              </w:rPr>
-              <w:t xml:space="preserve">风速 -1</w:t>
-            </w:r>
-          </w:p>
-        </w:tc>
-      </w:tr>
-      <w:tr>
-        <w:tc>
-          <w:tcPr>
-            <w:shd w:fill="D9E2F3" w:val="clear"/>
-            <w:vAlign w:val="center"/>
-          </w:tcPr>
-          <w:p>
-            <w:pPr>
-              <w:jc w:val="left"/>
-            </w:pPr>
-            <w:r>
-              <w:rPr>
-                <w:rFonts w:ascii="微软雅黑" w:cs="微软雅黑" w:eastAsia="微软雅黑" w:hAnsi="微软雅黑"/>
-                <w:b/>
-                <w:bCs/>
-                <w:sz w:val="20"/>
-                <w:szCs w:val="20"/>
-              </w:rPr>
-              <w:t xml:space="preserve">13</w:t>
-            </w:r>
-          </w:p>
-        </w:tc>
-        <w:tc>
-          <w:tcPr>
-            <w:vAlign w:val="center"/>
-          </w:tcPr>
-          <w:p>
-            <w:pPr>
-              <w:jc w:val="left"/>
-            </w:pPr>
-            <w:r>
-              <w:rPr>
-                <w:rFonts w:ascii="微软雅黑" w:cs="微软雅黑" w:eastAsia="微软雅黑" w:hAnsi="微软雅黑"/>
-                <w:b w:val="false"/>
-                <w:bCs w:val="false"/>
-                <w:sz w:val="20"/>
-                <w:szCs w:val="20"/>
-              </w:rPr>
-              <w:t xml:space="preserve">P3.3 (INT1)</w:t>
-            </w:r>
-          </w:p>
-        </w:tc>
-        <w:tc>
-          <w:tcPr>
-            <w:vAlign w:val="center"/>
-          </w:tcPr>
-          <w:p>
-            <w:pPr>
-              <w:jc w:val="left"/>
-            </w:pPr>
-            <w:r>
-              <w:rPr>
-                <w:rFonts w:ascii="微软雅黑" w:cs="微软雅黑" w:eastAsia="微软雅黑" w:hAnsi="微软雅黑"/>
-                <w:b w:val="false"/>
-                <w:bCs w:val="false"/>
-                <w:sz w:val="20"/>
-                <w:szCs w:val="20"/>
-              </w:rPr>
-              <w:t xml:space="preserve">KEY4 — 10KΩ→VCC, 按键→GND</w:t>
-            </w:r>
-          </w:p>
-        </w:tc>
-        <w:tc>
-          <w:tcPr>
-            <w:vAlign w:val="center"/>
-          </w:tcPr>
-          <w:p>
-            <w:pPr>
-              <w:jc w:val="left"/>
-            </w:pPr>
-            <w:r>
-              <w:rPr>
-                <w:rFonts w:ascii="微软雅黑" w:cs="微软雅黑" w:eastAsia="微软雅黑" w:hAnsi="微软雅黑"/>
-                <w:b w:val="false"/>
-                <w:bCs w:val="false"/>
-                <w:sz w:val="20"/>
-                <w:szCs w:val="20"/>
-              </w:rPr>
-              <w:t xml:space="preserve">模式/定时</w:t>
+              <w:t xml:space="preserve">（P3口未使用）</w:t>
             </w:r>
           </w:p>
         </w:tc>
@@ -7095,7 +7125,7 @@
           <w:sz w:val="32"/>
           <w:szCs w:val="32"/>
         </w:rPr>
-        <w:t xml:space="preserve">6. 步进电机接线</w:t>
+        <w:t>6. 直流电机接线（L298 驱动）</w:t>
       </w:r>
     </w:p>
     <w:p>
@@ -7109,7 +7139,7 @@
           <w:sz w:val="20"/>
           <w:szCs w:val="20"/>
         </w:rPr>
-        <w:t xml:space="preserve">步进电机选用 MOTOR-STEPPER（4 脚型号）。4 个引脚对应电机的 A/B/C/D 四相。在 Proteus 中可直接连接，也可以加 ULN2003A 驱动芯片。</w:t>
+        <w:t>直流电机选用 MOTOR（普通直流电机），通过 L298 双 H 桥驱动。L298 只需接 IN1/IN2 两线控制方向，ENA→+5V 常使能，软件 PWM 调速。</w:t>
       </w:r>
     </w:p>
     <w:p>
@@ -7130,7 +7160,7 @@
           <w:sz w:val="26"/>
           <w:szCs w:val="26"/>
         </w:rPr>
-        <w:t xml:space="preserve">6.1 方式一：直接驱动（简单仿真）</w:t>
+        <w:t>6.1 接线方式：L298 驱动</w:t>
       </w:r>
     </w:p>
     <w:tbl>
@@ -7189,7 +7219,7 @@
                 <w:sz w:val="20"/>
                 <w:szCs w:val="20"/>
               </w:rPr>
-              <w:t xml:space="preserve">MOTOR-STEPPER</w:t>
+              <w:t xml:space="preserve">L298</w:t>
             </w:r>
           </w:p>
         </w:tc>
@@ -7253,27 +7283,27 @@
                 <w:sz w:val="20"/>
                 <w:szCs w:val="20"/>
               </w:rPr>
-              <w:t xml:space="preserve">角1（A 相）</w:t>
-            </w:r>
-          </w:p>
-        </w:tc>
-        <w:tc>
-          <w:tcPr>
-            <w:vAlign w:val="center"/>
-          </w:tcPr>
-          <w:p>
-            <w:pPr>
-              <w:jc w:val="left"/>
-            </w:pPr>
-            <w:r>
-              <w:rPr>
-                <w:rFonts w:ascii="微软雅黑" w:cs="微软雅黑" w:eastAsia="微软雅黑" w:hAnsi="微软雅黑"/>
-                <w:b w:val="false"/>
-                <w:bCs w:val="false"/>
-                <w:sz w:val="20"/>
-                <w:szCs w:val="20"/>
-              </w:rPr>
-              <w:t xml:space="preserve">步进电机相位 A</w:t>
+              <w:t xml:space="preserve">IN1</w:t>
+            </w:r>
+          </w:p>
+        </w:tc>
+        <w:tc>
+          <w:tcPr>
+            <w:vAlign w:val="center"/>
+          </w:tcPr>
+          <w:p>
+            <w:pPr>
+              <w:jc w:val="left"/>
+            </w:pPr>
+            <w:r>
+              <w:rPr>
+                <w:rFonts w:ascii="微软雅黑" w:cs="微软雅黑" w:eastAsia="微软雅黑" w:hAnsi="微软雅黑"/>
+                <w:b w:val="false"/>
+                <w:bCs w:val="false"/>
+                <w:sz w:val="20"/>
+                <w:szCs w:val="20"/>
+              </w:rPr>
+              <w:t xml:space="preserve">电机正转控制</w:t>
             </w:r>
           </w:p>
         </w:tc>
@@ -7316,153 +7346,153 @@
                 <w:sz w:val="20"/>
                 <w:szCs w:val="20"/>
               </w:rPr>
-              <w:t xml:space="preserve">角2（B 相）</w:t>
-            </w:r>
-          </w:p>
-        </w:tc>
-        <w:tc>
-          <w:tcPr>
-            <w:vAlign w:val="center"/>
-          </w:tcPr>
-          <w:p>
-            <w:pPr>
-              <w:jc w:val="left"/>
-            </w:pPr>
-            <w:r>
-              <w:rPr>
-                <w:rFonts w:ascii="微软雅黑" w:cs="微软雅黑" w:eastAsia="微软雅黑" w:hAnsi="微软雅黑"/>
-                <w:b w:val="false"/>
-                <w:bCs w:val="false"/>
-                <w:sz w:val="20"/>
-                <w:szCs w:val="20"/>
-              </w:rPr>
-              <w:t xml:space="preserve">步进电机相位 B</w:t>
-            </w:r>
-          </w:p>
-        </w:tc>
-      </w:tr>
-      <w:tr>
-        <w:tc>
-          <w:tcPr>
-            <w:shd w:fill="D9E2F3" w:val="clear"/>
-            <w:vAlign w:val="center"/>
-          </w:tcPr>
-          <w:p>
-            <w:pPr>
-              <w:jc w:val="left"/>
-            </w:pPr>
-            <w:r>
-              <w:rPr>
-                <w:rFonts w:ascii="微软雅黑" w:cs="微软雅黑" w:eastAsia="微软雅黑" w:hAnsi="微软雅黑"/>
-                <w:b/>
-                <w:bCs/>
-                <w:sz w:val="20"/>
-                <w:szCs w:val="20"/>
-              </w:rPr>
-              <w:t xml:space="preserve">P1.2（pin3）</w:t>
-            </w:r>
-          </w:p>
-        </w:tc>
-        <w:tc>
-          <w:tcPr>
-            <w:vAlign w:val="center"/>
-          </w:tcPr>
-          <w:p>
-            <w:pPr>
-              <w:jc w:val="left"/>
-            </w:pPr>
-            <w:r>
-              <w:rPr>
-                <w:rFonts w:ascii="微软雅黑" w:cs="微软雅黑" w:eastAsia="微软雅黑" w:hAnsi="微软雅黑"/>
-                <w:b w:val="false"/>
-                <w:bCs w:val="false"/>
-                <w:sz w:val="20"/>
-                <w:szCs w:val="20"/>
-              </w:rPr>
-              <w:t xml:space="preserve">角3（C 相）</w:t>
-            </w:r>
-          </w:p>
-        </w:tc>
-        <w:tc>
-          <w:tcPr>
-            <w:vAlign w:val="center"/>
-          </w:tcPr>
-          <w:p>
-            <w:pPr>
-              <w:jc w:val="left"/>
-            </w:pPr>
-            <w:r>
-              <w:rPr>
-                <w:rFonts w:ascii="微软雅黑" w:cs="微软雅黑" w:eastAsia="微软雅黑" w:hAnsi="微软雅黑"/>
-                <w:b w:val="false"/>
-                <w:bCs w:val="false"/>
-                <w:sz w:val="20"/>
-                <w:szCs w:val="20"/>
-              </w:rPr>
-              <w:t xml:space="preserve">步进电机相位 C</w:t>
-            </w:r>
-          </w:p>
-        </w:tc>
-      </w:tr>
-      <w:tr>
-        <w:tc>
-          <w:tcPr>
-            <w:shd w:fill="D9E2F3" w:val="clear"/>
-            <w:vAlign w:val="center"/>
-          </w:tcPr>
-          <w:p>
-            <w:pPr>
-              <w:jc w:val="left"/>
-            </w:pPr>
-            <w:r>
-              <w:rPr>
-                <w:rFonts w:ascii="微软雅黑" w:cs="微软雅黑" w:eastAsia="微软雅黑" w:hAnsi="微软雅黑"/>
-                <w:b/>
-                <w:bCs/>
-                <w:sz w:val="20"/>
-                <w:szCs w:val="20"/>
-              </w:rPr>
-              <w:t xml:space="preserve">P1.3（pin4）</w:t>
-            </w:r>
-          </w:p>
-        </w:tc>
-        <w:tc>
-          <w:tcPr>
-            <w:vAlign w:val="center"/>
-          </w:tcPr>
-          <w:p>
-            <w:pPr>
-              <w:jc w:val="left"/>
-            </w:pPr>
-            <w:r>
-              <w:rPr>
-                <w:rFonts w:ascii="微软雅黑" w:cs="微软雅黑" w:eastAsia="微软雅黑" w:hAnsi="微软雅黑"/>
-                <w:b w:val="false"/>
-                <w:bCs w:val="false"/>
-                <w:sz w:val="20"/>
-                <w:szCs w:val="20"/>
-              </w:rPr>
-              <w:t xml:space="preserve">角4（D 相）</w:t>
-            </w:r>
-          </w:p>
-        </w:tc>
-        <w:tc>
-          <w:tcPr>
-            <w:vAlign w:val="center"/>
-          </w:tcPr>
-          <w:p>
-            <w:pPr>
-              <w:jc w:val="left"/>
-            </w:pPr>
-            <w:r>
-              <w:rPr>
-                <w:rFonts w:ascii="微软雅黑" w:cs="微软雅黑" w:eastAsia="微软雅黑" w:hAnsi="微软雅黑"/>
-                <w:b w:val="false"/>
-                <w:bCs w:val="false"/>
-                <w:sz w:val="20"/>
-                <w:szCs w:val="20"/>
-              </w:rPr>
-              <w:t xml:space="preserve">步进电机相位 D</w:t>
+              <w:t xml:space="preserve">IN2</w:t>
+            </w:r>
+          </w:p>
+        </w:tc>
+        <w:tc>
+          <w:tcPr>
+            <w:vAlign w:val="center"/>
+          </w:tcPr>
+          <w:p>
+            <w:pPr>
+              <w:jc w:val="left"/>
+            </w:pPr>
+            <w:r>
+              <w:rPr>
+                <w:rFonts w:ascii="微软雅黑" w:cs="微软雅黑" w:eastAsia="微软雅黑" w:hAnsi="微软雅黑"/>
+                <w:b w:val="false"/>
+                <w:bCs w:val="false"/>
+                <w:sz w:val="20"/>
+                <w:szCs w:val="20"/>
+              </w:rPr>
+              <w:t xml:space="preserve">电机反转/刹车控制</w:t>
+            </w:r>
+          </w:p>
+        </w:tc>
+      </w:tr>
+      <w:tr>
+        <w:tc>
+          <w:tcPr>
+            <w:shd w:fill="D9E2F3" w:val="clear"/>
+            <w:vAlign w:val="center"/>
+          </w:tcPr>
+          <w:p>
+            <w:pPr>
+              <w:jc w:val="left"/>
+            </w:pPr>
+            <w:r>
+              <w:rPr>
+                <w:rFonts w:ascii="微软雅黑" w:cs="微软雅黑" w:eastAsia="微软雅黑" w:hAnsi="微软雅黑"/>
+                <w:b/>
+                <w:bCs/>
+                <w:sz w:val="20"/>
+                <w:szCs w:val="20"/>
+              </w:rPr>
+              <w:t xml:space="preserve">—</w:t>
+            </w:r>
+          </w:p>
+        </w:tc>
+        <w:tc>
+          <w:tcPr>
+            <w:vAlign w:val="center"/>
+          </w:tcPr>
+          <w:p>
+            <w:pPr>
+              <w:jc w:val="left"/>
+            </w:pPr>
+            <w:r>
+              <w:rPr>
+                <w:rFonts w:ascii="微软雅黑" w:cs="微软雅黑" w:eastAsia="微软雅黑" w:hAnsi="微软雅黑"/>
+                <w:b w:val="false"/>
+                <w:bCs w:val="false"/>
+                <w:sz w:val="20"/>
+                <w:szCs w:val="20"/>
+              </w:rPr>
+              <w:t xml:space="preserve">ENA → +5V</w:t>
+            </w:r>
+          </w:p>
+        </w:tc>
+        <w:tc>
+          <w:tcPr>
+            <w:vAlign w:val="center"/>
+          </w:tcPr>
+          <w:p>
+            <w:pPr>
+              <w:jc w:val="left"/>
+            </w:pPr>
+            <w:r>
+              <w:rPr>
+                <w:rFonts w:ascii="微软雅黑" w:cs="微软雅黑" w:eastAsia="微软雅黑" w:hAnsi="微软雅黑"/>
+                <w:b w:val="false"/>
+                <w:bCs w:val="false"/>
+                <w:sz w:val="20"/>
+                <w:szCs w:val="20"/>
+              </w:rPr>
+              <w:t xml:space="preserve">常使能，IN1/IN2 控制方向</w:t>
+            </w:r>
+          </w:p>
+        </w:tc>
+      </w:tr>
+      <w:tr>
+        <w:tc>
+          <w:tcPr>
+            <w:shd w:fill="D9E2F3" w:val="clear"/>
+            <w:vAlign w:val="center"/>
+          </w:tcPr>
+          <w:p>
+            <w:pPr>
+              <w:jc w:val="left"/>
+            </w:pPr>
+            <w:r>
+              <w:rPr>
+                <w:rFonts w:ascii="微软雅黑" w:cs="微软雅黑" w:eastAsia="微软雅黑" w:hAnsi="微软雅黑"/>
+                <w:b/>
+                <w:bCs/>
+                <w:sz w:val="20"/>
+                <w:szCs w:val="20"/>
+              </w:rPr>
+              <w:t xml:space="preserve">—</w:t>
+            </w:r>
+          </w:p>
+        </w:tc>
+        <w:tc>
+          <w:tcPr>
+            <w:vAlign w:val="center"/>
+          </w:tcPr>
+          <w:p>
+            <w:pPr>
+              <w:jc w:val="left"/>
+            </w:pPr>
+            <w:r>
+              <w:rPr>
+                <w:rFonts w:ascii="微软雅黑" w:cs="微软雅黑" w:eastAsia="微软雅黑" w:hAnsi="微软雅黑"/>
+                <w:b w:val="false"/>
+                <w:bCs w:val="false"/>
+                <w:sz w:val="20"/>
+                <w:szCs w:val="20"/>
+              </w:rPr>
+              <w:t xml:space="preserve">VS → +12V</w:t>
+            </w:r>
+          </w:p>
+        </w:tc>
+        <w:tc>
+          <w:tcPr>
+            <w:vAlign w:val="center"/>
+          </w:tcPr>
+          <w:p>
+            <w:pPr>
+              <w:jc w:val="left"/>
+            </w:pPr>
+            <w:r>
+              <w:rPr>
+                <w:rFonts w:ascii="微软雅黑" w:cs="微软雅黑" w:eastAsia="微软雅黑" w:hAnsi="微软雅黑"/>
+                <w:b w:val="false"/>
+                <w:bCs w:val="false"/>
+                <w:sz w:val="20"/>
+                <w:szCs w:val="20"/>
+              </w:rPr>
+              <w:t xml:space="preserve">电机供电电源</w:t>
             </w:r>
           </w:p>
         </w:tc>
@@ -7486,8 +7516,110 @@
           <w:sz w:val="26"/>
           <w:szCs w:val="26"/>
         </w:rPr>
-        <w:t xml:space="preserve">6.2 方式二：通过 ULN2003 驱动（推荐，与实物一致）</w:t>
       </w:r>
+    </w:p>
+    <w:p>
+      <w:pPr>
+        <w:spacing w:after="60"/>
+      </w:pPr>
+    </w:p>
+    <w:p>
+      <w:pPr>
+        <w:spacing w:after="120"/>
+        <w:jc w:val="left"/>
+      </w:pPr>
+      <w:r>
+        <w:rPr>
+          <w:rFonts w:ascii="微软雅黑" w:cs="微软雅黑" w:eastAsia="微软雅黑" w:hAnsi="微软雅黑"/>
+          <w:sz w:val="20"/>
+          <w:szCs w:val="20"/>
+        </w:rPr>
+        <w:t>L298 驱动方式（ENA=1 时）：IN1=1,IN2=0 → 电机正转；IN1=0,IN2=0 → 电机停止（自由停车）。</w:t>
+      </w:r>
+    </w:p>
+    <w:p>
+      <w:pPr>
+        <w:spacing w:after="120"/>
+        <w:jc w:val="left"/>
+      </w:pPr>
+      <w:r>
+        <w:rPr>
+          <w:rFonts w:ascii="微软雅黑" w:cs="微软雅黑" w:eastAsia="微软雅黑" w:hAnsi="微软雅黑"/>
+          <w:sz w:val="20"/>
+          <w:szCs w:val="20"/>
+        </w:rPr>
+        <w:t>调速原理：固定 PWM 周期 32ms，导通时间越长 → 电机平均电压越高 → 转速越快。1 档 2ms 通（6%），5 档 30ms 通（94%）。</w:t>
+      </w:r>
+    </w:p>
+    <w:p>
+      <w:pPr>
+        <w:spacing w:after="120"/>
+        <w:jc w:val="left"/>
+      </w:pPr>
+      <w:r>
+        <w:rPr>
+          <w:rFonts w:ascii="微软雅黑" w:cs="微软雅黑" w:eastAsia="微软雅黑" w:hAnsi="微软雅黑"/>
+          <w:b/>
+          <w:bCs/>
+          <w:sz w:val="20"/>
+          <w:szCs w:val="20"/>
+        </w:rPr>
+        <w:t>注意：</w:t>
+      </w:r>
+      <w:r>
+        <w:rPr>
+          <w:rFonts w:ascii="微软雅黑" w:cs="微软雅黑" w:eastAsia="微软雅黑" w:hAnsi="微软雅黑"/>
+          <w:sz w:val="20"/>
+          <w:szCs w:val="20"/>
+        </w:rPr>
+        <w:t>注意：如果电机转向反了，交换 L298 的 OUT1/OUT2 到电机的两根接线即可。</w:t>
+      </w:r>
+    </w:p>
+    <break/>
+    <w:p>
+      <w:pPr>
+        <w:sectPr>
+          <w:pgSz w:w="11906" w:h="16838" w:orient="portrait"/>
+          <w:pgMar w:top="1440" w:right="1440" w:bottom="1440" w:left="1440" w:header="708" w:footer="708" w:gutter="0"/>
+          <w:pgNumType/>
+          <w:docGrid w:linePitch="360"/>
+        </w:sectPr>
+      </w:pPr>
+    </w:p>
+    <w:p>
+      <w:pPr>
+        <w:pStyle w:val="Heading1"/>
+        <w:spacing w:after="200" w:before="400"/>
+      </w:pPr>
+      <w:r>
+        <w:rPr>
+          <w:rFonts w:ascii="微软雅黑" w:cs="微软雅黑" w:eastAsia="微软雅黑" w:hAnsi="微软雅黑"/>
+          <w:b/>
+          <w:bCs/>
+          <w:sz w:val="32"/>
+          <w:szCs w:val="32"/>
+        </w:rPr>
+        <w:t xml:space="preserve">7. 按键接线</w:t>
+      </w:r>
+    </w:p>
+    <w:p>
+      <w:pPr>
+        <w:spacing w:after="120"/>
+        <w:jc w:val="left"/>
+      </w:pPr>
+      <w:r>
+        <w:rPr>
+          <w:rFonts w:ascii="微软雅黑" w:cs="微软雅黑" w:eastAsia="微软雅黑" w:hAnsi="微软雅黑"/>
+          <w:sz w:val="20"/>
+          <w:szCs w:val="20"/>
+        </w:rPr>
+        <w:t xml:space="preserve">每个按键都是独立式按键，低电平有效。Proteus 中直接使用 BUTTON 组件，一端接地，一端接单片机引脚。</w:t>
+      </w:r>
+    </w:p>
+    <w:p>
+      <w:pPr>
+        <w:spacing w:after="60"/>
+      </w:pPr>
     </w:p>
     <w:tbl>
       <w:tblPr>
@@ -7525,6 +7657,27 @@
                 <w:sz w:val="20"/>
                 <w:szCs w:val="20"/>
               </w:rPr>
+              <w:t xml:space="preserve">按键</w:t>
+            </w:r>
+          </w:p>
+        </w:tc>
+        <w:tc>
+          <w:tcPr>
+            <w:shd w:fill="D9E2F3" w:val="clear"/>
+            <w:vAlign w:val="center"/>
+          </w:tcPr>
+          <w:p>
+            <w:pPr>
+              <w:jc w:val="left"/>
+            </w:pPr>
+            <w:r>
+              <w:rPr>
+                <w:rFonts w:ascii="微软雅黑" w:cs="微软雅黑" w:eastAsia="微软雅黑" w:hAnsi="微软雅黑"/>
+                <w:b/>
+                <w:bCs/>
+                <w:sz w:val="20"/>
+                <w:szCs w:val="20"/>
+              </w:rPr>
               <w:t xml:space="preserve">AT89C52</w:t>
             </w:r>
           </w:p>
@@ -7546,1065 +7699,6 @@
                 <w:sz w:val="20"/>
                 <w:szCs w:val="20"/>
               </w:rPr>
-              <w:t xml:space="preserve">ULN2003A</w:t>
-            </w:r>
-          </w:p>
-        </w:tc>
-        <w:tc>
-          <w:tcPr>
-            <w:shd w:fill="D9E2F3" w:val="clear"/>
-            <w:vAlign w:val="center"/>
-          </w:tcPr>
-          <w:p>
-            <w:pPr>
-              <w:jc w:val="left"/>
-            </w:pPr>
-            <w:r>
-              <w:rPr>
-                <w:rFonts w:ascii="微软雅黑" w:cs="微软雅黑" w:eastAsia="微软雅黑" w:hAnsi="微软雅黑"/>
-                <w:b/>
-                <w:bCs/>
-                <w:sz w:val="20"/>
-                <w:szCs w:val="20"/>
-              </w:rPr>
-              <w:t xml:space="preserve">MOTOR-STEPPER</w:t>
-            </w:r>
-          </w:p>
-        </w:tc>
-        <w:tc>
-          <w:tcPr>
-            <w:shd w:fill="D9E2F3" w:val="clear"/>
-            <w:vAlign w:val="center"/>
-          </w:tcPr>
-          <w:p>
-            <w:pPr>
-              <w:jc w:val="left"/>
-            </w:pPr>
-            <w:r>
-              <w:rPr>
-                <w:rFonts w:ascii="微软雅黑" w:cs="微软雅黑" w:eastAsia="微软雅黑" w:hAnsi="微软雅黑"/>
-                <w:b/>
-                <w:bCs/>
-                <w:sz w:val="20"/>
-                <w:szCs w:val="20"/>
-              </w:rPr>
-              <w:t xml:space="preserve">说明</w:t>
-            </w:r>
-          </w:p>
-        </w:tc>
-      </w:tr>
-      <w:tr>
-        <w:tc>
-          <w:tcPr>
-            <w:shd w:fill="D9E2F3" w:val="clear"/>
-            <w:vAlign w:val="center"/>
-          </w:tcPr>
-          <w:p>
-            <w:pPr>
-              <w:jc w:val="left"/>
-            </w:pPr>
-            <w:r>
-              <w:rPr>
-                <w:rFonts w:ascii="微软雅黑" w:cs="微软雅黑" w:eastAsia="微软雅黑" w:hAnsi="微软雅黑"/>
-                <w:b/>
-                <w:bCs/>
-                <w:sz w:val="20"/>
-                <w:szCs w:val="20"/>
-              </w:rPr>
-              <w:t xml:space="preserve">P1.0（pin1）</w:t>
-            </w:r>
-          </w:p>
-        </w:tc>
-        <w:tc>
-          <w:tcPr>
-            <w:vAlign w:val="center"/>
-          </w:tcPr>
-          <w:p>
-            <w:pPr>
-              <w:jc w:val="left"/>
-            </w:pPr>
-            <w:r>
-              <w:rPr>
-                <w:rFonts w:ascii="微软雅黑" w:cs="微软雅黑" w:eastAsia="微软雅黑" w:hAnsi="微软雅黑"/>
-                <w:b w:val="false"/>
-                <w:bCs w:val="false"/>
-                <w:sz w:val="20"/>
-                <w:szCs w:val="20"/>
-              </w:rPr>
-              <w:t xml:space="preserve">IN1（pin1）</w:t>
-            </w:r>
-          </w:p>
-        </w:tc>
-        <w:tc>
-          <w:tcPr>
-            <w:vAlign w:val="center"/>
-          </w:tcPr>
-          <w:p>
-            <w:pPr>
-              <w:jc w:val="left"/>
-            </w:pPr>
-            <w:r>
-              <w:rPr>
-                <w:rFonts w:ascii="微软雅黑" w:cs="微软雅黑" w:eastAsia="微软雅黑" w:hAnsi="微软雅黑"/>
-                <w:b w:val="false"/>
-                <w:bCs w:val="false"/>
-                <w:sz w:val="20"/>
-                <w:szCs w:val="20"/>
-              </w:rPr>
-              <w:t xml:space="preserve"/>
-            </w:r>
-          </w:p>
-        </w:tc>
-        <w:tc>
-          <w:tcPr>
-            <w:vAlign w:val="center"/>
-          </w:tcPr>
-          <w:p>
-            <w:pPr>
-              <w:jc w:val="left"/>
-            </w:pPr>
-            <w:r>
-              <w:rPr>
-                <w:rFonts w:ascii="微软雅黑" w:cs="微软雅黑" w:eastAsia="微软雅黑" w:hAnsi="微软雅黑"/>
-                <w:b w:val="false"/>
-                <w:bCs w:val="false"/>
-                <w:sz w:val="20"/>
-                <w:szCs w:val="20"/>
-              </w:rPr>
-              <w:t xml:space="preserve">ULN2003 输入 1</w:t>
-            </w:r>
-          </w:p>
-        </w:tc>
-      </w:tr>
-      <w:tr>
-        <w:tc>
-          <w:tcPr>
-            <w:shd w:fill="D9E2F3" w:val="clear"/>
-            <w:vAlign w:val="center"/>
-          </w:tcPr>
-          <w:p>
-            <w:pPr>
-              <w:jc w:val="left"/>
-            </w:pPr>
-            <w:r>
-              <w:rPr>
-                <w:rFonts w:ascii="微软雅黑" w:cs="微软雅黑" w:eastAsia="微软雅黑" w:hAnsi="微软雅黑"/>
-                <w:b/>
-                <w:bCs/>
-                <w:sz w:val="20"/>
-                <w:szCs w:val="20"/>
-              </w:rPr>
-              <w:t xml:space="preserve">P1.1（pin2）</w:t>
-            </w:r>
-          </w:p>
-        </w:tc>
-        <w:tc>
-          <w:tcPr>
-            <w:vAlign w:val="center"/>
-          </w:tcPr>
-          <w:p>
-            <w:pPr>
-              <w:jc w:val="left"/>
-            </w:pPr>
-            <w:r>
-              <w:rPr>
-                <w:rFonts w:ascii="微软雅黑" w:cs="微软雅黑" w:eastAsia="微软雅黑" w:hAnsi="微软雅黑"/>
-                <w:b w:val="false"/>
-                <w:bCs w:val="false"/>
-                <w:sz w:val="20"/>
-                <w:szCs w:val="20"/>
-              </w:rPr>
-              <w:t xml:space="preserve">IN2（pin2）</w:t>
-            </w:r>
-          </w:p>
-        </w:tc>
-        <w:tc>
-          <w:tcPr>
-            <w:vAlign w:val="center"/>
-          </w:tcPr>
-          <w:p>
-            <w:pPr>
-              <w:jc w:val="left"/>
-            </w:pPr>
-            <w:r>
-              <w:rPr>
-                <w:rFonts w:ascii="微软雅黑" w:cs="微软雅黑" w:eastAsia="微软雅黑" w:hAnsi="微软雅黑"/>
-                <w:b w:val="false"/>
-                <w:bCs w:val="false"/>
-                <w:sz w:val="20"/>
-                <w:szCs w:val="20"/>
-              </w:rPr>
-              <w:t xml:space="preserve"/>
-            </w:r>
-          </w:p>
-        </w:tc>
-        <w:tc>
-          <w:tcPr>
-            <w:vAlign w:val="center"/>
-          </w:tcPr>
-          <w:p>
-            <w:pPr>
-              <w:jc w:val="left"/>
-            </w:pPr>
-            <w:r>
-              <w:rPr>
-                <w:rFonts w:ascii="微软雅黑" w:cs="微软雅黑" w:eastAsia="微软雅黑" w:hAnsi="微软雅黑"/>
-                <w:b w:val="false"/>
-                <w:bCs w:val="false"/>
-                <w:sz w:val="20"/>
-                <w:szCs w:val="20"/>
-              </w:rPr>
-              <w:t xml:space="preserve">ULN2003 输入 2</w:t>
-            </w:r>
-          </w:p>
-        </w:tc>
-      </w:tr>
-      <w:tr>
-        <w:tc>
-          <w:tcPr>
-            <w:shd w:fill="D9E2F3" w:val="clear"/>
-            <w:vAlign w:val="center"/>
-          </w:tcPr>
-          <w:p>
-            <w:pPr>
-              <w:jc w:val="left"/>
-            </w:pPr>
-            <w:r>
-              <w:rPr>
-                <w:rFonts w:ascii="微软雅黑" w:cs="微软雅黑" w:eastAsia="微软雅黑" w:hAnsi="微软雅黑"/>
-                <w:b/>
-                <w:bCs/>
-                <w:sz w:val="20"/>
-                <w:szCs w:val="20"/>
-              </w:rPr>
-              <w:t xml:space="preserve">P1.2（pin3）</w:t>
-            </w:r>
-          </w:p>
-        </w:tc>
-        <w:tc>
-          <w:tcPr>
-            <w:vAlign w:val="center"/>
-          </w:tcPr>
-          <w:p>
-            <w:pPr>
-              <w:jc w:val="left"/>
-            </w:pPr>
-            <w:r>
-              <w:rPr>
-                <w:rFonts w:ascii="微软雅黑" w:cs="微软雅黑" w:eastAsia="微软雅黑" w:hAnsi="微软雅黑"/>
-                <w:b w:val="false"/>
-                <w:bCs w:val="false"/>
-                <w:sz w:val="20"/>
-                <w:szCs w:val="20"/>
-              </w:rPr>
-              <w:t xml:space="preserve">IN3（pin3）</w:t>
-            </w:r>
-          </w:p>
-        </w:tc>
-        <w:tc>
-          <w:tcPr>
-            <w:vAlign w:val="center"/>
-          </w:tcPr>
-          <w:p>
-            <w:pPr>
-              <w:jc w:val="left"/>
-            </w:pPr>
-            <w:r>
-              <w:rPr>
-                <w:rFonts w:ascii="微软雅黑" w:cs="微软雅黑" w:eastAsia="微软雅黑" w:hAnsi="微软雅黑"/>
-                <w:b w:val="false"/>
-                <w:bCs w:val="false"/>
-                <w:sz w:val="20"/>
-                <w:szCs w:val="20"/>
-              </w:rPr>
-              <w:t xml:space="preserve"/>
-            </w:r>
-          </w:p>
-        </w:tc>
-        <w:tc>
-          <w:tcPr>
-            <w:vAlign w:val="center"/>
-          </w:tcPr>
-          <w:p>
-            <w:pPr>
-              <w:jc w:val="left"/>
-            </w:pPr>
-            <w:r>
-              <w:rPr>
-                <w:rFonts w:ascii="微软雅黑" w:cs="微软雅黑" w:eastAsia="微软雅黑" w:hAnsi="微软雅黑"/>
-                <w:b w:val="false"/>
-                <w:bCs w:val="false"/>
-                <w:sz w:val="20"/>
-                <w:szCs w:val="20"/>
-              </w:rPr>
-              <w:t xml:space="preserve">ULN2003 输入 3</w:t>
-            </w:r>
-          </w:p>
-        </w:tc>
-      </w:tr>
-      <w:tr>
-        <w:tc>
-          <w:tcPr>
-            <w:shd w:fill="D9E2F3" w:val="clear"/>
-            <w:vAlign w:val="center"/>
-          </w:tcPr>
-          <w:p>
-            <w:pPr>
-              <w:jc w:val="left"/>
-            </w:pPr>
-            <w:r>
-              <w:rPr>
-                <w:rFonts w:ascii="微软雅黑" w:cs="微软雅黑" w:eastAsia="微软雅黑" w:hAnsi="微软雅黑"/>
-                <w:b/>
-                <w:bCs/>
-                <w:sz w:val="20"/>
-                <w:szCs w:val="20"/>
-              </w:rPr>
-              <w:t xml:space="preserve">P1.3（pin4）</w:t>
-            </w:r>
-          </w:p>
-        </w:tc>
-        <w:tc>
-          <w:tcPr>
-            <w:vAlign w:val="center"/>
-          </w:tcPr>
-          <w:p>
-            <w:pPr>
-              <w:jc w:val="left"/>
-            </w:pPr>
-            <w:r>
-              <w:rPr>
-                <w:rFonts w:ascii="微软雅黑" w:cs="微软雅黑" w:eastAsia="微软雅黑" w:hAnsi="微软雅黑"/>
-                <w:b w:val="false"/>
-                <w:bCs w:val="false"/>
-                <w:sz w:val="20"/>
-                <w:szCs w:val="20"/>
-              </w:rPr>
-              <w:t xml:space="preserve">IN4（pin4）</w:t>
-            </w:r>
-          </w:p>
-        </w:tc>
-        <w:tc>
-          <w:tcPr>
-            <w:vAlign w:val="center"/>
-          </w:tcPr>
-          <w:p>
-            <w:pPr>
-              <w:jc w:val="left"/>
-            </w:pPr>
-            <w:r>
-              <w:rPr>
-                <w:rFonts w:ascii="微软雅黑" w:cs="微软雅黑" w:eastAsia="微软雅黑" w:hAnsi="微软雅黑"/>
-                <w:b w:val="false"/>
-                <w:bCs w:val="false"/>
-                <w:sz w:val="20"/>
-                <w:szCs w:val="20"/>
-              </w:rPr>
-              <w:t xml:space="preserve"/>
-            </w:r>
-          </w:p>
-        </w:tc>
-        <w:tc>
-          <w:tcPr>
-            <w:vAlign w:val="center"/>
-          </w:tcPr>
-          <w:p>
-            <w:pPr>
-              <w:jc w:val="left"/>
-            </w:pPr>
-            <w:r>
-              <w:rPr>
-                <w:rFonts w:ascii="微软雅黑" w:cs="微软雅黑" w:eastAsia="微软雅黑" w:hAnsi="微软雅黑"/>
-                <w:b w:val="false"/>
-                <w:bCs w:val="false"/>
-                <w:sz w:val="20"/>
-                <w:szCs w:val="20"/>
-              </w:rPr>
-              <w:t xml:space="preserve">ULN2003 输入 4</w:t>
-            </w:r>
-          </w:p>
-        </w:tc>
-      </w:tr>
-      <w:tr>
-        <w:tc>
-          <w:tcPr>
-            <w:shd w:fill="D9E2F3" w:val="clear"/>
-            <w:vAlign w:val="center"/>
-          </w:tcPr>
-          <w:p>
-            <w:pPr>
-              <w:jc w:val="left"/>
-            </w:pPr>
-            <w:r>
-              <w:rPr>
-                <w:rFonts w:ascii="微软雅黑" w:cs="微软雅黑" w:eastAsia="微软雅黑" w:hAnsi="微软雅黑"/>
-                <w:b/>
-                <w:bCs/>
-                <w:sz w:val="20"/>
-                <w:szCs w:val="20"/>
-              </w:rPr>
-              <w:t xml:space="preserve"/>
-            </w:r>
-          </w:p>
-        </w:tc>
-        <w:tc>
-          <w:tcPr>
-            <w:vAlign w:val="center"/>
-          </w:tcPr>
-          <w:p>
-            <w:pPr>
-              <w:jc w:val="left"/>
-            </w:pPr>
-            <w:r>
-              <w:rPr>
-                <w:rFonts w:ascii="微软雅黑" w:cs="微软雅黑" w:eastAsia="微软雅黑" w:hAnsi="微软雅黑"/>
-                <w:b w:val="false"/>
-                <w:bCs w:val="false"/>
-                <w:sz w:val="20"/>
-                <w:szCs w:val="20"/>
-              </w:rPr>
-              <w:t xml:space="preserve">OUT1（pin16）</w:t>
-            </w:r>
-          </w:p>
-        </w:tc>
-        <w:tc>
-          <w:tcPr>
-            <w:vAlign w:val="center"/>
-          </w:tcPr>
-          <w:p>
-            <w:pPr>
-              <w:jc w:val="left"/>
-            </w:pPr>
-            <w:r>
-              <w:rPr>
-                <w:rFonts w:ascii="微软雅黑" w:cs="微软雅黑" w:eastAsia="微软雅黑" w:hAnsi="微软雅黑"/>
-                <w:b w:val="false"/>
-                <w:bCs w:val="false"/>
-                <w:sz w:val="20"/>
-                <w:szCs w:val="20"/>
-              </w:rPr>
-              <w:t xml:space="preserve">角1（A 相）</w:t>
-            </w:r>
-          </w:p>
-        </w:tc>
-        <w:tc>
-          <w:tcPr>
-            <w:vAlign w:val="center"/>
-          </w:tcPr>
-          <w:p>
-            <w:pPr>
-              <w:jc w:val="left"/>
-            </w:pPr>
-            <w:r>
-              <w:rPr>
-                <w:rFonts w:ascii="微软雅黑" w:cs="微软雅黑" w:eastAsia="微软雅黑" w:hAnsi="微软雅黑"/>
-                <w:b w:val="false"/>
-                <w:bCs w:val="false"/>
-                <w:sz w:val="20"/>
-                <w:szCs w:val="20"/>
-              </w:rPr>
-              <w:t xml:space="preserve">ULN2003 输出 1 → 电机 A</w:t>
-            </w:r>
-          </w:p>
-        </w:tc>
-      </w:tr>
-      <w:tr>
-        <w:tc>
-          <w:tcPr>
-            <w:shd w:fill="D9E2F3" w:val="clear"/>
-            <w:vAlign w:val="center"/>
-          </w:tcPr>
-          <w:p>
-            <w:pPr>
-              <w:jc w:val="left"/>
-            </w:pPr>
-            <w:r>
-              <w:rPr>
-                <w:rFonts w:ascii="微软雅黑" w:cs="微软雅黑" w:eastAsia="微软雅黑" w:hAnsi="微软雅黑"/>
-                <w:b/>
-                <w:bCs/>
-                <w:sz w:val="20"/>
-                <w:szCs w:val="20"/>
-              </w:rPr>
-              <w:t xml:space="preserve"/>
-            </w:r>
-          </w:p>
-        </w:tc>
-        <w:tc>
-          <w:tcPr>
-            <w:vAlign w:val="center"/>
-          </w:tcPr>
-          <w:p>
-            <w:pPr>
-              <w:jc w:val="left"/>
-            </w:pPr>
-            <w:r>
-              <w:rPr>
-                <w:rFonts w:ascii="微软雅黑" w:cs="微软雅黑" w:eastAsia="微软雅黑" w:hAnsi="微软雅黑"/>
-                <w:b w:val="false"/>
-                <w:bCs w:val="false"/>
-                <w:sz w:val="20"/>
-                <w:szCs w:val="20"/>
-              </w:rPr>
-              <w:t xml:space="preserve">OUT2（pin15）</w:t>
-            </w:r>
-          </w:p>
-        </w:tc>
-        <w:tc>
-          <w:tcPr>
-            <w:vAlign w:val="center"/>
-          </w:tcPr>
-          <w:p>
-            <w:pPr>
-              <w:jc w:val="left"/>
-            </w:pPr>
-            <w:r>
-              <w:rPr>
-                <w:rFonts w:ascii="微软雅黑" w:cs="微软雅黑" w:eastAsia="微软雅黑" w:hAnsi="微软雅黑"/>
-                <w:b w:val="false"/>
-                <w:bCs w:val="false"/>
-                <w:sz w:val="20"/>
-                <w:szCs w:val="20"/>
-              </w:rPr>
-              <w:t xml:space="preserve">角2（B 相）</w:t>
-            </w:r>
-          </w:p>
-        </w:tc>
-        <w:tc>
-          <w:tcPr>
-            <w:vAlign w:val="center"/>
-          </w:tcPr>
-          <w:p>
-            <w:pPr>
-              <w:jc w:val="left"/>
-            </w:pPr>
-            <w:r>
-              <w:rPr>
-                <w:rFonts w:ascii="微软雅黑" w:cs="微软雅黑" w:eastAsia="微软雅黑" w:hAnsi="微软雅黑"/>
-                <w:b w:val="false"/>
-                <w:bCs w:val="false"/>
-                <w:sz w:val="20"/>
-                <w:szCs w:val="20"/>
-              </w:rPr>
-              <w:t xml:space="preserve">ULN2003 输出 2 → 电机 B</w:t>
-            </w:r>
-          </w:p>
-        </w:tc>
-      </w:tr>
-      <w:tr>
-        <w:tc>
-          <w:tcPr>
-            <w:shd w:fill="D9E2F3" w:val="clear"/>
-            <w:vAlign w:val="center"/>
-          </w:tcPr>
-          <w:p>
-            <w:pPr>
-              <w:jc w:val="left"/>
-            </w:pPr>
-            <w:r>
-              <w:rPr>
-                <w:rFonts w:ascii="微软雅黑" w:cs="微软雅黑" w:eastAsia="微软雅黑" w:hAnsi="微软雅黑"/>
-                <w:b/>
-                <w:bCs/>
-                <w:sz w:val="20"/>
-                <w:szCs w:val="20"/>
-              </w:rPr>
-              <w:t xml:space="preserve"/>
-            </w:r>
-          </w:p>
-        </w:tc>
-        <w:tc>
-          <w:tcPr>
-            <w:vAlign w:val="center"/>
-          </w:tcPr>
-          <w:p>
-            <w:pPr>
-              <w:jc w:val="left"/>
-            </w:pPr>
-            <w:r>
-              <w:rPr>
-                <w:rFonts w:ascii="微软雅黑" w:cs="微软雅黑" w:eastAsia="微软雅黑" w:hAnsi="微软雅黑"/>
-                <w:b w:val="false"/>
-                <w:bCs w:val="false"/>
-                <w:sz w:val="20"/>
-                <w:szCs w:val="20"/>
-              </w:rPr>
-              <w:t xml:space="preserve">OUT3（pin14）</w:t>
-            </w:r>
-          </w:p>
-        </w:tc>
-        <w:tc>
-          <w:tcPr>
-            <w:vAlign w:val="center"/>
-          </w:tcPr>
-          <w:p>
-            <w:pPr>
-              <w:jc w:val="left"/>
-            </w:pPr>
-            <w:r>
-              <w:rPr>
-                <w:rFonts w:ascii="微软雅黑" w:cs="微软雅黑" w:eastAsia="微软雅黑" w:hAnsi="微软雅黑"/>
-                <w:b w:val="false"/>
-                <w:bCs w:val="false"/>
-                <w:sz w:val="20"/>
-                <w:szCs w:val="20"/>
-              </w:rPr>
-              <w:t xml:space="preserve">角3（C 相）</w:t>
-            </w:r>
-          </w:p>
-        </w:tc>
-        <w:tc>
-          <w:tcPr>
-            <w:vAlign w:val="center"/>
-          </w:tcPr>
-          <w:p>
-            <w:pPr>
-              <w:jc w:val="left"/>
-            </w:pPr>
-            <w:r>
-              <w:rPr>
-                <w:rFonts w:ascii="微软雅黑" w:cs="微软雅黑" w:eastAsia="微软雅黑" w:hAnsi="微软雅黑"/>
-                <w:b w:val="false"/>
-                <w:bCs w:val="false"/>
-                <w:sz w:val="20"/>
-                <w:szCs w:val="20"/>
-              </w:rPr>
-              <w:t xml:space="preserve">ULN2003 输出 3 → 电机 C</w:t>
-            </w:r>
-          </w:p>
-        </w:tc>
-      </w:tr>
-      <w:tr>
-        <w:tc>
-          <w:tcPr>
-            <w:shd w:fill="D9E2F3" w:val="clear"/>
-            <w:vAlign w:val="center"/>
-          </w:tcPr>
-          <w:p>
-            <w:pPr>
-              <w:jc w:val="left"/>
-            </w:pPr>
-            <w:r>
-              <w:rPr>
-                <w:rFonts w:ascii="微软雅黑" w:cs="微软雅黑" w:eastAsia="微软雅黑" w:hAnsi="微软雅黑"/>
-                <w:b/>
-                <w:bCs/>
-                <w:sz w:val="20"/>
-                <w:szCs w:val="20"/>
-              </w:rPr>
-              <w:t xml:space="preserve"/>
-            </w:r>
-          </w:p>
-        </w:tc>
-        <w:tc>
-          <w:tcPr>
-            <w:vAlign w:val="center"/>
-          </w:tcPr>
-          <w:p>
-            <w:pPr>
-              <w:jc w:val="left"/>
-            </w:pPr>
-            <w:r>
-              <w:rPr>
-                <w:rFonts w:ascii="微软雅黑" w:cs="微软雅黑" w:eastAsia="微软雅黑" w:hAnsi="微软雅黑"/>
-                <w:b w:val="false"/>
-                <w:bCs w:val="false"/>
-                <w:sz w:val="20"/>
-                <w:szCs w:val="20"/>
-              </w:rPr>
-              <w:t xml:space="preserve">OUT4（pin13）</w:t>
-            </w:r>
-          </w:p>
-        </w:tc>
-        <w:tc>
-          <w:tcPr>
-            <w:vAlign w:val="center"/>
-          </w:tcPr>
-          <w:p>
-            <w:pPr>
-              <w:jc w:val="left"/>
-            </w:pPr>
-            <w:r>
-              <w:rPr>
-                <w:rFonts w:ascii="微软雅黑" w:cs="微软雅黑" w:eastAsia="微软雅黑" w:hAnsi="微软雅黑"/>
-                <w:b w:val="false"/>
-                <w:bCs w:val="false"/>
-                <w:sz w:val="20"/>
-                <w:szCs w:val="20"/>
-              </w:rPr>
-              <w:t xml:space="preserve">角4（D 相）</w:t>
-            </w:r>
-          </w:p>
-        </w:tc>
-        <w:tc>
-          <w:tcPr>
-            <w:vAlign w:val="center"/>
-          </w:tcPr>
-          <w:p>
-            <w:pPr>
-              <w:jc w:val="left"/>
-            </w:pPr>
-            <w:r>
-              <w:rPr>
-                <w:rFonts w:ascii="微软雅黑" w:cs="微软雅黑" w:eastAsia="微软雅黑" w:hAnsi="微软雅黑"/>
-                <w:b w:val="false"/>
-                <w:bCs w:val="false"/>
-                <w:sz w:val="20"/>
-                <w:szCs w:val="20"/>
-              </w:rPr>
-              <w:t xml:space="preserve">ULN2003 输出 4 → 电机 D</w:t>
-            </w:r>
-          </w:p>
-        </w:tc>
-      </w:tr>
-      <w:tr>
-        <w:tc>
-          <w:tcPr>
-            <w:shd w:fill="D9E2F3" w:val="clear"/>
-            <w:vAlign w:val="center"/>
-          </w:tcPr>
-          <w:p>
-            <w:pPr>
-              <w:jc w:val="left"/>
-            </w:pPr>
-            <w:r>
-              <w:rPr>
-                <w:rFonts w:ascii="微软雅黑" w:cs="微软雅黑" w:eastAsia="微软雅黑" w:hAnsi="微软雅黑"/>
-                <w:b/>
-                <w:bCs/>
-                <w:sz w:val="20"/>
-                <w:szCs w:val="20"/>
-              </w:rPr>
-              <w:t xml:space="preserve"/>
-            </w:r>
-          </w:p>
-        </w:tc>
-        <w:tc>
-          <w:tcPr>
-            <w:vAlign w:val="center"/>
-          </w:tcPr>
-          <w:p>
-            <w:pPr>
-              <w:jc w:val="left"/>
-            </w:pPr>
-            <w:r>
-              <w:rPr>
-                <w:rFonts w:ascii="微软雅黑" w:cs="微软雅黑" w:eastAsia="微软雅黑" w:hAnsi="微软雅黑"/>
-                <w:b w:val="false"/>
-                <w:bCs w:val="false"/>
-                <w:sz w:val="20"/>
-                <w:szCs w:val="20"/>
-              </w:rPr>
-              <w:t xml:space="preserve">COM（pin9）</w:t>
-            </w:r>
-          </w:p>
-        </w:tc>
-        <w:tc>
-          <w:tcPr>
-            <w:vAlign w:val="center"/>
-          </w:tcPr>
-          <w:p>
-            <w:pPr>
-              <w:jc w:val="left"/>
-            </w:pPr>
-            <w:r>
-              <w:rPr>
-                <w:rFonts w:ascii="微软雅黑" w:cs="微软雅黑" w:eastAsia="微软雅黑" w:hAnsi="微软雅黑"/>
-                <w:b w:val="false"/>
-                <w:bCs w:val="false"/>
-                <w:sz w:val="20"/>
-                <w:szCs w:val="20"/>
-              </w:rPr>
-              <w:t xml:space="preserve"/>
-            </w:r>
-          </w:p>
-        </w:tc>
-        <w:tc>
-          <w:tcPr>
-            <w:vAlign w:val="center"/>
-          </w:tcPr>
-          <w:p>
-            <w:pPr>
-              <w:jc w:val="left"/>
-            </w:pPr>
-            <w:r>
-              <w:rPr>
-                <w:rFonts w:ascii="微软雅黑" w:cs="微软雅黑" w:eastAsia="微软雅黑" w:hAnsi="微软雅黑"/>
-                <w:b w:val="false"/>
-                <w:bCs w:val="false"/>
-                <w:sz w:val="20"/>
-                <w:szCs w:val="20"/>
-              </w:rPr>
-              <w:t xml:space="preserve">+5V（续流保护）</w:t>
-            </w:r>
-          </w:p>
-        </w:tc>
-      </w:tr>
-      <w:tr>
-        <w:tc>
-          <w:tcPr>
-            <w:shd w:fill="D9E2F3" w:val="clear"/>
-            <w:vAlign w:val="center"/>
-          </w:tcPr>
-          <w:p>
-            <w:pPr>
-              <w:jc w:val="left"/>
-            </w:pPr>
-            <w:r>
-              <w:rPr>
-                <w:rFonts w:ascii="微软雅黑" w:cs="微软雅黑" w:eastAsia="微软雅黑" w:hAnsi="微软雅黑"/>
-                <w:b/>
-                <w:bCs/>
-                <w:sz w:val="20"/>
-                <w:szCs w:val="20"/>
-              </w:rPr>
-              <w:t xml:space="preserve"/>
-            </w:r>
-          </w:p>
-        </w:tc>
-        <w:tc>
-          <w:tcPr>
-            <w:vAlign w:val="center"/>
-          </w:tcPr>
-          <w:p>
-            <w:pPr>
-              <w:jc w:val="left"/>
-            </w:pPr>
-            <w:r>
-              <w:rPr>
-                <w:rFonts w:ascii="微软雅黑" w:cs="微软雅黑" w:eastAsia="微软雅黑" w:hAnsi="微软雅黑"/>
-                <w:b w:val="false"/>
-                <w:bCs w:val="false"/>
-                <w:sz w:val="20"/>
-                <w:szCs w:val="20"/>
-              </w:rPr>
-              <w:t xml:space="preserve">GND（pin8）</w:t>
-            </w:r>
-          </w:p>
-        </w:tc>
-        <w:tc>
-          <w:tcPr>
-            <w:vAlign w:val="center"/>
-          </w:tcPr>
-          <w:p>
-            <w:pPr>
-              <w:jc w:val="left"/>
-            </w:pPr>
-            <w:r>
-              <w:rPr>
-                <w:rFonts w:ascii="微软雅黑" w:cs="微软雅黑" w:eastAsia="微软雅黑" w:hAnsi="微软雅黑"/>
-                <w:b w:val="false"/>
-                <w:bCs w:val="false"/>
-                <w:sz w:val="20"/>
-                <w:szCs w:val="20"/>
-              </w:rPr>
-              <w:t xml:space="preserve"/>
-            </w:r>
-          </w:p>
-        </w:tc>
-        <w:tc>
-          <w:tcPr>
-            <w:vAlign w:val="center"/>
-          </w:tcPr>
-          <w:p>
-            <w:pPr>
-              <w:jc w:val="left"/>
-            </w:pPr>
-            <w:r>
-              <w:rPr>
-                <w:rFonts w:ascii="微软雅黑" w:cs="微软雅黑" w:eastAsia="微软雅黑" w:hAnsi="微软雅黑"/>
-                <w:b w:val="false"/>
-                <w:bCs w:val="false"/>
-                <w:sz w:val="20"/>
-                <w:szCs w:val="20"/>
-              </w:rPr>
-              <w:t xml:space="preserve">GND</w:t>
-            </w:r>
-          </w:p>
-        </w:tc>
-      </w:tr>
-    </w:tbl>
-    <w:p>
-      <w:pPr>
-        <w:spacing w:after="60"/>
-      </w:pPr>
-    </w:p>
-    <w:p>
-      <w:pPr>
-        <w:spacing w:after="120"/>
-        <w:jc w:val="left"/>
-      </w:pPr>
-      <w:r>
-        <w:rPr>
-          <w:rFonts w:ascii="微软雅黑" w:cs="微软雅黑" w:eastAsia="微软雅黑" w:hAnsi="微软雅黑"/>
-          <w:sz w:val="20"/>
-          <w:szCs w:val="20"/>
-        </w:rPr>
-        <w:t xml:space="preserve">步进电机驱动时序（8 拍半步模式）：</w:t>
-      </w:r>
-    </w:p>
-    <w:p>
-      <w:pPr>
-        <w:spacing w:after="120"/>
-        <w:jc w:val="left"/>
-      </w:pPr>
-      <w:r>
-        <w:rPr>
-          <w:rFonts w:ascii="微软雅黑" w:cs="微软雅黑" w:eastAsia="微软雅黑" w:hAnsi="微软雅黑"/>
-          <w:sz w:val="20"/>
-          <w:szCs w:val="20"/>
-        </w:rPr>
-        <w:t xml:space="preserve">A → AB → B → BC → C → CD → D → DA  → (循环)</w:t>
-      </w:r>
-    </w:p>
-    <w:p>
-      <w:pPr>
-        <w:spacing w:after="120"/>
-        <w:jc w:val="left"/>
-      </w:pPr>
-      <w:r>
-        <w:rPr>
-          <w:rFonts w:ascii="微软雅黑" w:cs="微软雅黑" w:eastAsia="微软雅黑" w:hAnsi="微软雅黑"/>
-          <w:b/>
-          <w:bCs/>
-          <w:sz w:val="20"/>
-          <w:szCs w:val="20"/>
-        </w:rPr>
-        <w:t xml:space="preserve">注意：</w:t>
-      </w:r>
-      <w:r>
-        <w:rPr>
-          <w:rFonts w:ascii="微软雅黑" w:cs="微软雅黑" w:eastAsia="微软雅黑" w:hAnsi="微软雅黑"/>
-          <w:sz w:val="20"/>
-          <w:szCs w:val="20"/>
-        </w:rPr>
-        <w:t xml:space="preserve">如果电机转向反了，任意交换相邻两根线（如 A↔B）即可。</w:t>
-      </w:r>
-    </w:p>
-    <break/>
-    <w:p>
-      <w:pPr>
-        <w:sectPr>
-          <w:pgSz w:w="11906" w:h="16838" w:orient="portrait"/>
-          <w:pgMar w:top="1440" w:right="1440" w:bottom="1440" w:left="1440" w:header="708" w:footer="708" w:gutter="0"/>
-          <w:pgNumType/>
-          <w:docGrid w:linePitch="360"/>
-        </w:sectPr>
-      </w:pPr>
-    </w:p>
-    <w:p>
-      <w:pPr>
-        <w:pStyle w:val="Heading1"/>
-        <w:spacing w:after="200" w:before="400"/>
-      </w:pPr>
-      <w:r>
-        <w:rPr>
-          <w:rFonts w:ascii="微软雅黑" w:cs="微软雅黑" w:eastAsia="微软雅黑" w:hAnsi="微软雅黑"/>
-          <w:b/>
-          <w:bCs/>
-          <w:sz w:val="32"/>
-          <w:szCs w:val="32"/>
-        </w:rPr>
-        <w:t xml:space="preserve">7. 按键接线</w:t>
-      </w:r>
-    </w:p>
-    <w:p>
-      <w:pPr>
-        <w:spacing w:after="120"/>
-        <w:jc w:val="left"/>
-      </w:pPr>
-      <w:r>
-        <w:rPr>
-          <w:rFonts w:ascii="微软雅黑" w:cs="微软雅黑" w:eastAsia="微软雅黑" w:hAnsi="微软雅黑"/>
-          <w:sz w:val="20"/>
-          <w:szCs w:val="20"/>
-        </w:rPr>
-        <w:t xml:space="preserve">每个按键都是独立式按键，低电平有效。Proteus 中直接使用 BUTTON 组件，一端接地，一端接单片机引脚。</w:t>
-      </w:r>
-    </w:p>
-    <w:p>
-      <w:pPr>
-        <w:spacing w:after="60"/>
-      </w:pPr>
-    </w:p>
-    <w:tbl>
-      <w:tblPr>
-        <w:tblW w:type="pct" w:w="100%"/>
-        <w:tblBorders>
-          <w:top w:val="single" w:color="auto" w:sz="4"/>
-          <w:left w:val="single" w:color="auto" w:sz="4"/>
-          <w:bottom w:val="single" w:color="auto" w:sz="4"/>
-          <w:right w:val="single" w:color="auto" w:sz="4"/>
-          <w:insideH w:val="single" w:color="auto" w:sz="4"/>
-          <w:insideV w:val="single" w:color="auto" w:sz="4"/>
-        </w:tblBorders>
-      </w:tblPr>
-      <w:tblGrid>
-        <w:gridCol w:w="100"/>
-        <w:gridCol w:w="100"/>
-        <w:gridCol w:w="100"/>
-        <w:gridCol w:w="100"/>
-      </w:tblGrid>
-      <w:tr>
-        <w:tc>
-          <w:tcPr>
-            <w:shd w:fill="D9E2F3" w:val="clear"/>
-            <w:vAlign w:val="center"/>
-          </w:tcPr>
-          <w:p>
-            <w:pPr>
-              <w:jc w:val="left"/>
-            </w:pPr>
-            <w:r>
-              <w:rPr>
-                <w:rFonts w:ascii="微软雅黑" w:cs="微软雅黑" w:eastAsia="微软雅黑" w:hAnsi="微软雅黑"/>
-                <w:b/>
-                <w:bCs/>
-                <w:sz w:val="20"/>
-                <w:szCs w:val="20"/>
-              </w:rPr>
-              <w:t xml:space="preserve">按键</w:t>
-            </w:r>
-          </w:p>
-        </w:tc>
-        <w:tc>
-          <w:tcPr>
-            <w:shd w:fill="D9E2F3" w:val="clear"/>
-            <w:vAlign w:val="center"/>
-          </w:tcPr>
-          <w:p>
-            <w:pPr>
-              <w:jc w:val="left"/>
-            </w:pPr>
-            <w:r>
-              <w:rPr>
-                <w:rFonts w:ascii="微软雅黑" w:cs="微软雅黑" w:eastAsia="微软雅黑" w:hAnsi="微软雅黑"/>
-                <w:b/>
-                <w:bCs/>
-                <w:sz w:val="20"/>
-                <w:szCs w:val="20"/>
-              </w:rPr>
-              <w:t xml:space="preserve">AT89C52</w:t>
-            </w:r>
-          </w:p>
-        </w:tc>
-        <w:tc>
-          <w:tcPr>
-            <w:shd w:fill="D9E2F3" w:val="clear"/>
-            <w:vAlign w:val="center"/>
-          </w:tcPr>
-          <w:p>
-            <w:pPr>
-              <w:jc w:val="left"/>
-            </w:pPr>
-            <w:r>
-              <w:rPr>
-                <w:rFonts w:ascii="微软雅黑" w:cs="微软雅黑" w:eastAsia="微软雅黑" w:hAnsi="微软雅黑"/>
-                <w:b/>
-                <w:bCs/>
-                <w:sz w:val="20"/>
-                <w:szCs w:val="20"/>
-              </w:rPr>
               <w:t xml:space="preserve">上拉电阻</w:t>
             </w:r>
           </w:p>
@@ -8669,7 +7763,7 @@
                 <w:sz w:val="20"/>
                 <w:szCs w:val="20"/>
               </w:rPr>
-              <w:t xml:space="preserve">P3.1（pin11）</w:t>
+              <w:t xml:space="preserve">P1.7（pin8）</w:t>
             </w:r>
           </w:p>
         </w:tc>
@@ -8752,7 +7846,7 @@
                 <w:sz w:val="20"/>
                 <w:szCs w:val="20"/>
               </w:rPr>
-              <w:t xml:space="preserve">P3.0（pin10）</w:t>
+              <w:t xml:space="preserve">P1.6（pin7）</w:t>
             </w:r>
           </w:p>
         </w:tc>
@@ -8835,7 +7929,7 @@
                 <w:sz w:val="20"/>
                 <w:szCs w:val="20"/>
               </w:rPr>
-              <w:t xml:space="preserve">P3.2（pin12）</w:t>
+              <w:t xml:space="preserve">P1.5（pin6）</w:t>
             </w:r>
           </w:p>
         </w:tc>
@@ -8918,7 +8012,7 @@
                 <w:sz w:val="20"/>
                 <w:szCs w:val="20"/>
               </w:rPr>
-              <w:t xml:space="preserve">P3.3（pin13）</w:t>
+              <w:t xml:space="preserve">P1.4（pin5）</w:t>
             </w:r>
           </w:p>
         </w:tc>
@@ -9703,7 +8797,7 @@
           <w:sz w:val="20"/>
           <w:szCs w:val="20"/>
         </w:rPr>
-        <w:t xml:space="preserve">步骤 7：按 KEY1 启动风扇 → 步进电机开始旋转 → LCD 显示档位和模式。</w:t>
+        <w:t>步骤 7：按 KEY1 启动风扇 → 直流电机开始旋转 → LCD 显示档位和模式。</w:t>
       </w:r>
     </w:p>
     <w:p>
@@ -10191,7 +9285,9 @@
           <w:sz w:val="20"/>
           <w:szCs w:val="20"/>
         </w:rPr>
-        <w:t xml:space="preserve">• 检查 P1.0~P1.3 到电机 4 个角的接线是否正确。</w:t>
+        <w:t>• 检查 P1.0/P1.1 到 L298.IN1/IN2 的接线是否正确。</w:t>
+        <w:br/>
+        <w:t>• 检查 L298.ENA→+5V、VS→+12V、VSS→+5V 是否全部接好。</w:t>
       </w:r>
     </w:p>
     <w:p>
@@ -10205,7 +9301,7 @@
           <w:sz w:val="20"/>
           <w:szCs w:val="20"/>
         </w:rPr>
-        <w:t xml:space="preserve">• 检查 KEY1 是否已按下（P3.1 为低电平），风扇已启动。</w:t>
+        <w:t>• 检查 KEY1 是否已按下（P1.7 为低电平），风扇已启动。</w:t>
       </w:r>
     </w:p>
     <w:p>
@@ -10219,7 +9315,7 @@
           <w:sz w:val="20"/>
           <w:szCs w:val="20"/>
         </w:rPr>
-        <w:t xml:space="preserve">• 检查电机是否选对了 4 脚 MOTOR-STEPPER 型号。</w:t>
+        <w:t>• 检查 AT89C52 晶振频率是否设为 11.0592MHz。</w:t>
       </w:r>
     </w:p>
     <w:p>
@@ -10335,7 +9431,7 @@
           <w:sz w:val="20"/>
           <w:szCs w:val="20"/>
         </w:rPr>
-        <w:t xml:space="preserve">• 检查每个按键是否一端接 GND、另一端接对应 P3 引脚。</w:t>
+        <w:t>• 检查每个按键是否一端接 GND、另一端接对应 P1.4~P1.7 引脚。</w:t>
       </w:r>
     </w:p>
     <w:p>
@@ -10349,7 +9445,7 @@
           <w:sz w:val="20"/>
           <w:szCs w:val="20"/>
         </w:rPr>
-        <w:t xml:space="preserve">• 检查 10KΩ 上拉电阻是否从 P3 引脚接到 +5V。</w:t>
+        <w:t>• 检查 10KΩ 上拉电阻是否从 P1 引脚接到 +5V。</w:t>
       </w:r>
     </w:p>
     <w:p>
